--- a/resources/document-templates/startup-tech-assessment-trl-template.docx
+++ b/resources/document-templates/startup-tech-assessment-trl-template.docx
@@ -27,7 +27,7 @@
           <w:noProof/>
         </w:rPr>
         <mc:AlternateContent>
-          <mc:Choice Requires="wpg">
+          <mc:Choice Requires="wps">
             <w:drawing>
               <wp:anchor distT="0" distB="0" distL="114300" distR="114300" simplePos="0" relativeHeight="251658240" behindDoc="0" locked="0" layoutInCell="1" hidden="0" allowOverlap="1" wp14:anchorId="0DDA4496" wp14:editId="0985F694">
                 <wp:simplePos x="0" y="0"/>
@@ -87,47 +87,30 @@
               </wp:anchor>
             </w:drawing>
           </mc:Choice>
-          <mc:Fallback xmlns:cr="http://schemas.microsoft.com/office/comments/2020/reactions" xmlns="http://schemas.microsoft.com/office/tasks/2019/documenttasks" xmlns:dgm="http://schemas.openxmlformats.org/drawingml/2006/diagram" xmlns:lc="http://schemas.openxmlformats.org/drawingml/2006/lockedCanvas" xmlns:c="http://schemas.openxmlformats.org/drawingml/2006/chart" xmlns:pic="http://schemas.openxmlformats.org/drawingml/2006/picture" xmlns:a="http://schemas.openxmlformats.org/drawingml/2006/main" xmlns:sl="http://schemas.openxmlformats.org/schemaLibrary/2006/main">
-            <w:drawing>
-              <wp:anchor allowOverlap="1" behindDoc="0" distB="0" distT="0" distL="114300" distR="114300" hidden="0" layoutInCell="1" locked="0" relativeHeight="0" simplePos="0">
-                <wp:simplePos x="0" y="0"/>
-                <wp:positionH relativeFrom="column">
-                  <wp:posOffset>-239711</wp:posOffset>
-                </wp:positionH>
-                <wp:positionV relativeFrom="paragraph">
-                  <wp:posOffset>-113981</wp:posOffset>
-                </wp:positionV>
-                <wp:extent cx="1412875" cy="206375"/>
-                <wp:effectExtent b="0" l="0" r="0" t="0"/>
-                <wp:wrapNone/>
-                <wp:docPr id="1747821396" name="image4.png"/>
-                <a:graphic>
-                  <a:graphicData uri="http://schemas.openxmlformats.org/drawingml/2006/picture">
-                    <pic:pic>
-                      <pic:nvPicPr>
-                        <pic:cNvPr id="0" name="image4.png"/>
-                        <pic:cNvPicPr preferRelativeResize="0"/>
-                      </pic:nvPicPr>
-                      <pic:blipFill>
-                        <a:blip r:embed="rId7"/>
-                        <a:srcRect/>
-                        <a:stretch>
-                          <a:fillRect/>
-                        </a:stretch>
-                      </pic:blipFill>
-                      <pic:spPr>
-                        <a:xfrm>
-                          <a:off x="0" y="0"/>
-                          <a:ext cx="1412875" cy="206375"/>
-                        </a:xfrm>
-                        <a:prstGeom prst="rect"/>
-                        <a:ln/>
-                      </pic:spPr>
-                    </pic:pic>
-                  </a:graphicData>
-                </a:graphic>
-              </wp:anchor>
-            </w:drawing>
+          <mc:Fallback>
+            <w:pict>
+              <v:rect w14:anchorId="0DDA4496" id="Rectangle 1747821396" o:spid="_x0000_s1026" style="position:absolute;left:0;text-align:left;margin-left:-18.85pt;margin-top:-8.95pt;width:111.25pt;height:16.25pt;z-index:251658240;visibility:visible;mso-wrap-style:square;mso-wrap-distance-left:9pt;mso-wrap-distance-top:0;mso-wrap-distance-right:9pt;mso-wrap-distance-bottom:0;mso-position-horizontal:absolute;mso-position-horizontal-relative:text;mso-position-vertical:absolute;mso-position-vertical-relative:text;v-text-anchor:top" o:gfxdata="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" filled="f" stroked="f">
+                <v:textbox inset="2.53958mm,1.2694mm,2.53958mm,1.2694mm">
+                  <w:txbxContent>
+                    <w:p>
+                      <w:pPr>
+                        <w:spacing w:line="258" w:lineRule="auto"/>
+                        <w:textDirection w:val="btLr"/>
+                      </w:pPr>
+                      <w:r>
+                        <w:rPr>
+                          <w:b/>
+                          <w:i/>
+                          <w:color w:val="000000"/>
+                          <w:sz w:val="16"/>
+                        </w:rPr>
+                        <w:t>PUP-TBIDO FORM NO. 002</w:t>
+                      </w:r>
+                    </w:p>
+                  </w:txbxContent>
+                </v:textbox>
+              </v:rect>
+            </w:pict>
           </mc:Fallback>
         </mc:AlternateContent>
       </w:r>
@@ -162,18 +145,18 @@
           <w:noProof/>
         </w:rPr>
         <mc:AlternateContent>
-          <mc:Choice Requires="wpg">
+          <mc:Choice Requires="wps">
             <w:drawing>
-              <wp:anchor distT="0" distB="0" distL="114300" distR="114300" simplePos="0" relativeHeight="251659264" behindDoc="0" locked="0" layoutInCell="1" hidden="0" allowOverlap="1" wp14:anchorId="73513533" wp14:editId="0D72D087">
+              <wp:anchor distT="0" distB="0" distL="114300" distR="114300" simplePos="0" relativeHeight="251659264" behindDoc="0" locked="0" layoutInCell="1" hidden="0" allowOverlap="1" wp14:anchorId="73513533" wp14:editId="6844633A">
                 <wp:simplePos x="0" y="0"/>
                 <wp:positionH relativeFrom="column">
-                  <wp:posOffset>-193991</wp:posOffset>
+                  <wp:posOffset>-190499</wp:posOffset>
                 </wp:positionH>
                 <wp:positionV relativeFrom="paragraph">
-                  <wp:posOffset>306388</wp:posOffset>
+                  <wp:posOffset>304800</wp:posOffset>
                 </wp:positionV>
-                <wp:extent cx="6613525" cy="282575"/>
-                <wp:effectExtent l="0" t="0" r="0" b="0"/>
+                <wp:extent cx="6477000" cy="295275"/>
+                <wp:effectExtent l="0" t="0" r="19050" b="28575"/>
                 <wp:wrapNone/>
                 <wp:docPr id="1747821399" name="Rectangle 1747821399"/>
                 <wp:cNvGraphicFramePr/>
@@ -183,14 +166,14 @@
                       <wps:cNvSpPr/>
                       <wps:spPr>
                         <a:xfrm>
-                          <a:off x="2044000" y="3643475"/>
-                          <a:ext cx="6604000" cy="273050"/>
+                          <a:off x="0" y="0"/>
+                          <a:ext cx="6477000" cy="295275"/>
                         </a:xfrm>
                         <a:prstGeom prst="rect">
                           <a:avLst/>
                         </a:prstGeom>
                         <a:blipFill rotWithShape="1">
-                          <a:blip r:embed="rId8">
+                          <a:blip r:embed="rId7">
                             <a:alphaModFix/>
                           </a:blip>
                           <a:stretch>
@@ -230,50 +213,39 @@
                     </wps:wsp>
                   </a:graphicData>
                 </a:graphic>
+                <wp14:sizeRelH relativeFrom="margin">
+                  <wp14:pctWidth>0</wp14:pctWidth>
+                </wp14:sizeRelH>
+                <wp14:sizeRelV relativeFrom="margin">
+                  <wp14:pctHeight>0</wp14:pctHeight>
+                </wp14:sizeRelV>
               </wp:anchor>
             </w:drawing>
           </mc:Choice>
-          <mc:Fallback xmlns:cr="http://schemas.microsoft.com/office/comments/2020/reactions" xmlns="http://schemas.microsoft.com/office/tasks/2019/documenttasks" xmlns:dgm="http://schemas.openxmlformats.org/drawingml/2006/diagram" xmlns:lc="http://schemas.openxmlformats.org/drawingml/2006/lockedCanvas" xmlns:c="http://schemas.openxmlformats.org/drawingml/2006/chart" xmlns:pic="http://schemas.openxmlformats.org/drawingml/2006/picture" xmlns:a="http://schemas.openxmlformats.org/drawingml/2006/main" xmlns:sl="http://schemas.openxmlformats.org/schemaLibrary/2006/main">
-            <w:drawing>
-              <wp:anchor allowOverlap="1" behindDoc="0" distB="0" distT="0" distL="114300" distR="114300" hidden="0" layoutInCell="1" locked="0" relativeHeight="0" simplePos="0">
-                <wp:simplePos x="0" y="0"/>
-                <wp:positionH relativeFrom="column">
-                  <wp:posOffset>-193991</wp:posOffset>
-                </wp:positionH>
-                <wp:positionV relativeFrom="paragraph">
-                  <wp:posOffset>306388</wp:posOffset>
-                </wp:positionV>
-                <wp:extent cx="6613525" cy="282575"/>
-                <wp:effectExtent b="0" l="0" r="0" t="0"/>
-                <wp:wrapNone/>
-                <wp:docPr id="1747821399" name="image7.png"/>
-                <a:graphic>
-                  <a:graphicData uri="http://schemas.openxmlformats.org/drawingml/2006/picture">
-                    <pic:pic>
-                      <pic:nvPicPr>
-                        <pic:cNvPr id="0" name="image7.png"/>
-                        <pic:cNvPicPr preferRelativeResize="0"/>
-                      </pic:nvPicPr>
-                      <pic:blipFill>
-                        <a:blip r:embed="rId7"/>
-                        <a:srcRect/>
-                        <a:stretch>
-                          <a:fillRect/>
-                        </a:stretch>
-                      </pic:blipFill>
-                      <pic:spPr>
-                        <a:xfrm>
-                          <a:off x="0" y="0"/>
-                          <a:ext cx="6613525" cy="282575"/>
-                        </a:xfrm>
-                        <a:prstGeom prst="rect"/>
-                        <a:ln/>
-                      </pic:spPr>
-                    </pic:pic>
-                  </a:graphicData>
-                </a:graphic>
-              </wp:anchor>
-            </w:drawing>
+          <mc:Fallback>
+            <w:pict>
+              <v:rect w14:anchorId="73513533" id="Rectangle 1747821399" o:spid="_x0000_s1027" style="position:absolute;margin-left:-15pt;margin-top:24pt;width:510pt;height:23.25pt;z-index:251659264;visibility:visible;mso-wrap-style:square;mso-width-percent:0;mso-height-percent:0;mso-wrap-distance-left:9pt;mso-wrap-distance-top:0;mso-wrap-distance-right:9pt;mso-wrap-distance-bottom:0;mso-position-horizontal:absolute;mso-position-horizontal-relative:text;mso-position-vertical:absolute;mso-position-vertical-relative:text;mso-width-percent:0;mso-height-percent:0;mso-width-relative:margin;mso-height-relative:margin;v-text-anchor:top" o:gfxdata="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">
+                <v:fill r:id="rId8" o:title="" recolor="t" rotate="t" type="frame"/>
+                <v:stroke startarrowwidth="narrow" startarrowlength="short" endarrowwidth="narrow" endarrowlength="short" joinstyle="round"/>
+                <v:textbox inset="2.53958mm,1.2694mm,2.53958mm,1.2694mm">
+                  <w:txbxContent>
+                    <w:p>
+                      <w:pPr>
+                        <w:spacing w:line="258" w:lineRule="auto"/>
+                        <w:textDirection w:val="btLr"/>
+                      </w:pPr>
+                      <w:r>
+                        <w:rPr>
+                          <w:b/>
+                          <w:color w:val="FFFFFF"/>
+                        </w:rPr>
+                        <w:t>SECTION 1: STARTUP &amp; TECHNOLOGY OVERVIEW</w:t>
+                      </w:r>
+                    </w:p>
+                  </w:txbxContent>
+                </v:textbox>
+              </v:rect>
+            </w:pict>
           </mc:Fallback>
         </mc:AlternateContent>
       </w:r>
@@ -291,7 +263,7 @@
     <w:tbl>
       <w:tblPr>
         <w:tblStyle w:val="a"/>
-        <w:tblW w:w="9996" w:type="dxa"/>
+        <w:tblW w:w="9493" w:type="dxa"/>
         <w:tblBorders>
           <w:top w:val="single" w:sz="4" w:space="0" w:color="000000"/>
           <w:left w:val="single" w:sz="4" w:space="0" w:color="000000"/>
@@ -307,8 +279,7 @@
         <w:gridCol w:w="4450"/>
         <w:gridCol w:w="2256"/>
         <w:gridCol w:w="489"/>
-        <w:gridCol w:w="2790"/>
-        <w:gridCol w:w="11"/>
+        <w:gridCol w:w="2298"/>
       </w:tblGrid>
       <w:tr>
         <w:trPr>
@@ -333,66 +304,30 @@
                 <w:sz w:val="18"/>
                 <w:szCs w:val="18"/>
               </w:rPr>
-              <w:t>Startup / Company Name: ${</w:t>
-            </w:r>
-            <w:proofErr w:type="spellStart"/>
-            <w:r>
-              <w:rPr>
-                <w:rFonts w:ascii="Times New Roman" w:eastAsia="Times New Roman" w:hAnsi="Times New Roman" w:cs="Times New Roman"/>
-                <w:sz w:val="18"/>
-                <w:szCs w:val="18"/>
-              </w:rPr>
-              <w:t>company_name</w:t>
-            </w:r>
-            <w:proofErr w:type="spellEnd"/>
-            <w:r>
-              <w:rPr>
-                <w:rFonts w:ascii="Times New Roman" w:eastAsia="Times New Roman" w:hAnsi="Times New Roman" w:cs="Times New Roman"/>
-                <w:sz w:val="18"/>
-                <w:szCs w:val="18"/>
-              </w:rPr>
-              <w:t>}</w:t>
-            </w:r>
-          </w:p>
-        </w:tc>
-        <w:tc>
-          <w:tcPr>
-            <w:tcW w:w="3290" w:type="dxa"/>
-            <w:gridSpan w:val="3"/>
-          </w:tcPr>
-          <w:p>
-            <w:pPr>
-              <w:rPr>
-                <w:rFonts w:ascii="Times New Roman" w:eastAsia="Times New Roman" w:hAnsi="Times New Roman" w:cs="Times New Roman"/>
-                <w:sz w:val="20"/>
-                <w:szCs w:val="20"/>
-              </w:rPr>
-            </w:pPr>
-            <w:r>
-              <w:rPr>
-                <w:rFonts w:ascii="Times New Roman" w:eastAsia="Times New Roman" w:hAnsi="Times New Roman" w:cs="Times New Roman"/>
-                <w:sz w:val="20"/>
-                <w:szCs w:val="20"/>
-              </w:rPr>
-              <w:t>Date of Assessment: ${</w:t>
-            </w:r>
-            <w:proofErr w:type="spellStart"/>
-            <w:r>
-              <w:rPr>
-                <w:rFonts w:ascii="Times New Roman" w:eastAsia="Times New Roman" w:hAnsi="Times New Roman" w:cs="Times New Roman"/>
-                <w:sz w:val="20"/>
-                <w:szCs w:val="20"/>
-              </w:rPr>
-              <w:t>assessment_date</w:t>
-            </w:r>
-            <w:proofErr w:type="spellEnd"/>
-            <w:r>
-              <w:rPr>
-                <w:rFonts w:ascii="Times New Roman" w:eastAsia="Times New Roman" w:hAnsi="Times New Roman" w:cs="Times New Roman"/>
-                <w:sz w:val="20"/>
-                <w:szCs w:val="20"/>
-              </w:rPr>
-              <w:t>}</w:t>
+              <w:t>Startup / Company Name: ${company_name}</w:t>
+            </w:r>
+          </w:p>
+        </w:tc>
+        <w:tc>
+          <w:tcPr>
+            <w:tcW w:w="2787" w:type="dxa"/>
+            <w:gridSpan w:val="2"/>
+          </w:tcPr>
+          <w:p>
+            <w:pPr>
+              <w:rPr>
+                <w:rFonts w:ascii="Times New Roman" w:eastAsia="Times New Roman" w:hAnsi="Times New Roman" w:cs="Times New Roman"/>
+                <w:sz w:val="20"/>
+                <w:szCs w:val="20"/>
+              </w:rPr>
+            </w:pPr>
+            <w:r>
+              <w:rPr>
+                <w:rFonts w:ascii="Times New Roman" w:eastAsia="Times New Roman" w:hAnsi="Times New Roman" w:cs="Times New Roman"/>
+                <w:sz w:val="20"/>
+                <w:szCs w:val="20"/>
+              </w:rPr>
+              <w:t>Date of Assessment: ${assessment_date}</w:t>
             </w:r>
           </w:p>
         </w:tc>
@@ -426,42 +361,24 @@
         </w:tc>
         <w:tc>
           <w:tcPr>
-            <w:tcW w:w="3290" w:type="dxa"/>
-            <w:gridSpan w:val="3"/>
-          </w:tcPr>
-          <w:p>
-            <w:pPr>
-              <w:rPr>
-                <w:rFonts w:ascii="Times New Roman" w:eastAsia="Times New Roman" w:hAnsi="Times New Roman" w:cs="Times New Roman"/>
-                <w:sz w:val="18"/>
-                <w:szCs w:val="18"/>
-              </w:rPr>
-            </w:pPr>
-            <w:r>
-              <w:rPr>
-                <w:rFonts w:ascii="Times New Roman" w:eastAsia="Times New Roman" w:hAnsi="Times New Roman" w:cs="Times New Roman"/>
-                <w:sz w:val="18"/>
-                <w:szCs w:val="18"/>
-              </w:rPr>
-              <w:t>Contact Information: ${</w:t>
-            </w:r>
-            <w:proofErr w:type="spellStart"/>
-            <w:r>
-              <w:rPr>
-                <w:rFonts w:ascii="Times New Roman" w:eastAsia="Times New Roman" w:hAnsi="Times New Roman" w:cs="Times New Roman"/>
-                <w:sz w:val="18"/>
-                <w:szCs w:val="18"/>
-              </w:rPr>
-              <w:t>contact_info</w:t>
-            </w:r>
-            <w:proofErr w:type="spellEnd"/>
-            <w:r>
-              <w:rPr>
-                <w:rFonts w:ascii="Times New Roman" w:eastAsia="Times New Roman" w:hAnsi="Times New Roman" w:cs="Times New Roman"/>
-                <w:sz w:val="18"/>
-                <w:szCs w:val="18"/>
-              </w:rPr>
-              <w:t>}</w:t>
+            <w:tcW w:w="2787" w:type="dxa"/>
+            <w:gridSpan w:val="2"/>
+          </w:tcPr>
+          <w:p>
+            <w:pPr>
+              <w:rPr>
+                <w:rFonts w:ascii="Times New Roman" w:eastAsia="Times New Roman" w:hAnsi="Times New Roman" w:cs="Times New Roman"/>
+                <w:sz w:val="18"/>
+                <w:szCs w:val="18"/>
+              </w:rPr>
+            </w:pPr>
+            <w:r>
+              <w:rPr>
+                <w:rFonts w:ascii="Times New Roman" w:eastAsia="Times New Roman" w:hAnsi="Times New Roman" w:cs="Times New Roman"/>
+                <w:sz w:val="18"/>
+                <w:szCs w:val="18"/>
+              </w:rPr>
+              <w:t>Contact Information: ${contact_info}</w:t>
             </w:r>
           </w:p>
         </w:tc>
@@ -489,50 +406,14 @@
                 <w:sz w:val="18"/>
                 <w:szCs w:val="18"/>
               </w:rPr>
-              <w:t xml:space="preserve">Tech </w:t>
-            </w:r>
-            <w:proofErr w:type="gramStart"/>
-            <w:r>
-              <w:rPr>
-                <w:rFonts w:ascii="Times New Roman" w:eastAsia="Times New Roman" w:hAnsi="Times New Roman" w:cs="Times New Roman"/>
-                <w:sz w:val="18"/>
-                <w:szCs w:val="18"/>
-              </w:rPr>
-              <w:t>Lead</w:t>
-            </w:r>
-            <w:proofErr w:type="gramEnd"/>
-            <w:r>
-              <w:rPr>
-                <w:rFonts w:ascii="Times New Roman" w:eastAsia="Times New Roman" w:hAnsi="Times New Roman" w:cs="Times New Roman"/>
-                <w:sz w:val="18"/>
-                <w:szCs w:val="18"/>
-              </w:rPr>
-              <w:t>:  ${</w:t>
-            </w:r>
-            <w:proofErr w:type="spellStart"/>
-            <w:r>
-              <w:rPr>
-                <w:rFonts w:ascii="Times New Roman" w:eastAsia="Times New Roman" w:hAnsi="Times New Roman" w:cs="Times New Roman"/>
-                <w:sz w:val="18"/>
-                <w:szCs w:val="18"/>
-              </w:rPr>
-              <w:t>tech_lead</w:t>
-            </w:r>
-            <w:proofErr w:type="spellEnd"/>
-            <w:r>
-              <w:rPr>
-                <w:rFonts w:ascii="Times New Roman" w:eastAsia="Times New Roman" w:hAnsi="Times New Roman" w:cs="Times New Roman"/>
-                <w:sz w:val="18"/>
-                <w:szCs w:val="18"/>
-              </w:rPr>
-              <w:t>}</w:t>
-            </w:r>
-          </w:p>
-        </w:tc>
-        <w:tc>
-          <w:tcPr>
-            <w:tcW w:w="3290" w:type="dxa"/>
-            <w:gridSpan w:val="3"/>
+              <w:t>Tech Lead:  ${tech_lead}</w:t>
+            </w:r>
+          </w:p>
+        </w:tc>
+        <w:tc>
+          <w:tcPr>
+            <w:tcW w:w="2787" w:type="dxa"/>
+            <w:gridSpan w:val="2"/>
             <w:vMerge w:val="restart"/>
           </w:tcPr>
           <w:p>
@@ -581,25 +462,7 @@
                     <w:sz w:val="18"/>
                     <w:szCs w:val="18"/>
                   </w:rPr>
-                  <w:t>${</w:t>
-                </w:r>
-                <w:proofErr w:type="spellStart"/>
-                <w:r>
-                  <w:rPr>
-                    <w:rFonts w:ascii="Arial Unicode MS" w:eastAsia="Arial Unicode MS" w:hAnsi="Arial Unicode MS" w:cs="Arial Unicode MS"/>
-                    <w:sz w:val="18"/>
-                    <w:szCs w:val="18"/>
-                  </w:rPr>
-                  <w:t>cb_industry_ai</w:t>
-                </w:r>
-                <w:proofErr w:type="spellEnd"/>
-                <w:r>
-                  <w:rPr>
-                    <w:rFonts w:ascii="Arial Unicode MS" w:eastAsia="Arial Unicode MS" w:hAnsi="Arial Unicode MS" w:cs="Arial Unicode MS"/>
-                    <w:sz w:val="18"/>
-                    <w:szCs w:val="18"/>
-                  </w:rPr>
-                  <w:t>}</w:t>
+                  <w:t>${cb_industry_ai}</w:t>
                 </w:r>
               </w:sdtContent>
             </w:sdt>
@@ -623,25 +486,7 @@
                     <w:sz w:val="18"/>
                     <w:szCs w:val="18"/>
                   </w:rPr>
-                  <w:t>${</w:t>
-                </w:r>
-                <w:proofErr w:type="spellStart"/>
-                <w:r>
-                  <w:rPr>
-                    <w:rFonts w:ascii="Arial Unicode MS" w:eastAsia="Arial Unicode MS" w:hAnsi="Arial Unicode MS" w:cs="Arial Unicode MS"/>
-                    <w:sz w:val="18"/>
-                    <w:szCs w:val="18"/>
-                  </w:rPr>
-                  <w:t>cb_industry_iot</w:t>
-                </w:r>
-                <w:proofErr w:type="spellEnd"/>
-                <w:r>
-                  <w:rPr>
-                    <w:rFonts w:ascii="Arial Unicode MS" w:eastAsia="Arial Unicode MS" w:hAnsi="Arial Unicode MS" w:cs="Arial Unicode MS"/>
-                    <w:sz w:val="18"/>
-                    <w:szCs w:val="18"/>
-                  </w:rPr>
-                  <w:t>}</w:t>
+                  <w:t>${cb_industry_iot}</w:t>
                 </w:r>
               </w:sdtContent>
             </w:sdt>
@@ -665,25 +510,7 @@
                     <w:sz w:val="18"/>
                     <w:szCs w:val="18"/>
                   </w:rPr>
-                  <w:t>${</w:t>
-                </w:r>
-                <w:proofErr w:type="spellStart"/>
-                <w:r>
-                  <w:rPr>
-                    <w:rFonts w:ascii="Arial Unicode MS" w:eastAsia="Arial Unicode MS" w:hAnsi="Arial Unicode MS" w:cs="Arial Unicode MS"/>
-                    <w:sz w:val="18"/>
-                    <w:szCs w:val="18"/>
-                  </w:rPr>
-                  <w:t>cb_industry_saas</w:t>
-                </w:r>
-                <w:proofErr w:type="spellEnd"/>
-                <w:r>
-                  <w:rPr>
-                    <w:rFonts w:ascii="Arial Unicode MS" w:eastAsia="Arial Unicode MS" w:hAnsi="Arial Unicode MS" w:cs="Arial Unicode MS"/>
-                    <w:sz w:val="18"/>
-                    <w:szCs w:val="18"/>
-                  </w:rPr>
-                  <w:t>}</w:t>
+                  <w:t>${cb_industry_saas}</w:t>
                 </w:r>
               </w:sdtContent>
             </w:sdt>
@@ -707,25 +534,7 @@
                     <w:sz w:val="18"/>
                     <w:szCs w:val="18"/>
                   </w:rPr>
-                  <w:t>${</w:t>
-                </w:r>
-                <w:proofErr w:type="spellStart"/>
-                <w:r>
-                  <w:rPr>
-                    <w:rFonts w:ascii="Arial Unicode MS" w:eastAsia="Arial Unicode MS" w:hAnsi="Arial Unicode MS" w:cs="Arial Unicode MS"/>
-                    <w:sz w:val="18"/>
-                    <w:szCs w:val="18"/>
-                  </w:rPr>
-                  <w:t>cb_industry_supply_chain</w:t>
-                </w:r>
-                <w:proofErr w:type="spellEnd"/>
-                <w:r>
-                  <w:rPr>
-                    <w:rFonts w:ascii="Arial Unicode MS" w:eastAsia="Arial Unicode MS" w:hAnsi="Arial Unicode MS" w:cs="Arial Unicode MS"/>
-                    <w:sz w:val="18"/>
-                    <w:szCs w:val="18"/>
-                  </w:rPr>
-                  <w:t>}</w:t>
+                  <w:t>${cb_industry_supply_chain}</w:t>
                 </w:r>
               </w:sdtContent>
             </w:sdt>
@@ -767,25 +576,7 @@
                     <w:sz w:val="18"/>
                     <w:szCs w:val="18"/>
                   </w:rPr>
-                  <w:t>${</w:t>
-                </w:r>
-                <w:proofErr w:type="spellStart"/>
-                <w:r>
-                  <w:rPr>
-                    <w:rFonts w:ascii="Arial Unicode MS" w:eastAsia="Arial Unicode MS" w:hAnsi="Arial Unicode MS" w:cs="Arial Unicode MS"/>
-                    <w:sz w:val="18"/>
-                    <w:szCs w:val="18"/>
-                  </w:rPr>
-                  <w:t>cb_industry_healthtech</w:t>
-                </w:r>
-                <w:proofErr w:type="spellEnd"/>
-                <w:r>
-                  <w:rPr>
-                    <w:rFonts w:ascii="Arial Unicode MS" w:eastAsia="Arial Unicode MS" w:hAnsi="Arial Unicode MS" w:cs="Arial Unicode MS"/>
-                    <w:sz w:val="18"/>
-                    <w:szCs w:val="18"/>
-                  </w:rPr>
-                  <w:t>}</w:t>
+                  <w:t>${cb_industry_healthtech}</w:t>
                 </w:r>
               </w:sdtContent>
             </w:sdt>
@@ -809,25 +600,7 @@
                     <w:sz w:val="18"/>
                     <w:szCs w:val="18"/>
                   </w:rPr>
-                  <w:t>${</w:t>
-                </w:r>
-                <w:proofErr w:type="spellStart"/>
-                <w:r>
-                  <w:rPr>
-                    <w:rFonts w:ascii="Arial Unicode MS" w:eastAsia="Arial Unicode MS" w:hAnsi="Arial Unicode MS" w:cs="Arial Unicode MS"/>
-                    <w:sz w:val="18"/>
-                    <w:szCs w:val="18"/>
-                  </w:rPr>
-                  <w:t>cb_industry_other</w:t>
-                </w:r>
-                <w:proofErr w:type="spellEnd"/>
-                <w:r>
-                  <w:rPr>
-                    <w:rFonts w:ascii="Arial Unicode MS" w:eastAsia="Arial Unicode MS" w:hAnsi="Arial Unicode MS" w:cs="Arial Unicode MS"/>
-                    <w:sz w:val="18"/>
-                    <w:szCs w:val="18"/>
-                  </w:rPr>
-                  <w:t>}</w:t>
+                  <w:t>${cb_industry_other}</w:t>
                 </w:r>
               </w:sdtContent>
             </w:sdt>
@@ -846,27 +619,7 @@
                 <w:szCs w:val="18"/>
                 <w:u w:val="single"/>
               </w:rPr>
-              <w:t>${</w:t>
-            </w:r>
-            <w:proofErr w:type="spellStart"/>
-            <w:r>
-              <w:rPr>
-                <w:rFonts w:ascii="Times New Roman" w:eastAsia="Times New Roman" w:hAnsi="Times New Roman" w:cs="Times New Roman"/>
-                <w:sz w:val="18"/>
-                <w:szCs w:val="18"/>
-                <w:u w:val="single"/>
-              </w:rPr>
-              <w:t>industry_focus_other_text</w:t>
-            </w:r>
-            <w:proofErr w:type="spellEnd"/>
-            <w:r>
-              <w:rPr>
-                <w:rFonts w:ascii="Times New Roman" w:eastAsia="Times New Roman" w:hAnsi="Times New Roman" w:cs="Times New Roman"/>
-                <w:sz w:val="18"/>
-                <w:szCs w:val="18"/>
-                <w:u w:val="single"/>
-              </w:rPr>
-              <w:t>}</w:t>
+              <w:t>${industry_focus_other_text}</w:t>
             </w:r>
           </w:p>
         </w:tc>
@@ -1019,8 +772,8 @@
         </w:tc>
         <w:tc>
           <w:tcPr>
-            <w:tcW w:w="3290" w:type="dxa"/>
-            <w:gridSpan w:val="3"/>
+            <w:tcW w:w="2787" w:type="dxa"/>
+            <w:gridSpan w:val="2"/>
             <w:vMerge/>
           </w:tcPr>
           <w:p>
@@ -1190,8 +943,8 @@
         </w:tc>
         <w:tc>
           <w:tcPr>
-            <w:tcW w:w="3290" w:type="dxa"/>
-            <w:gridSpan w:val="3"/>
+            <w:tcW w:w="2787" w:type="dxa"/>
+            <w:gridSpan w:val="2"/>
           </w:tcPr>
           <w:p>
             <w:pPr>
@@ -1234,9 +987,26 @@
                 <w:szCs w:val="18"/>
                 <w:u w:val="single"/>
               </w:rPr>
-              <w:t>${</w:t>
-            </w:r>
-            <w:proofErr w:type="spellStart"/>
+              <w:t>${tech_stack_frontend}</w:t>
+            </w:r>
+          </w:p>
+          <w:p>
+            <w:pPr>
+              <w:spacing w:line="276" w:lineRule="auto"/>
+              <w:rPr>
+                <w:rFonts w:ascii="Times New Roman" w:eastAsia="Times New Roman" w:hAnsi="Times New Roman" w:cs="Times New Roman"/>
+                <w:sz w:val="18"/>
+                <w:szCs w:val="18"/>
+              </w:rPr>
+            </w:pPr>
+            <w:r>
+              <w:rPr>
+                <w:rFonts w:ascii="Times New Roman" w:eastAsia="Times New Roman" w:hAnsi="Times New Roman" w:cs="Times New Roman"/>
+                <w:sz w:val="18"/>
+                <w:szCs w:val="18"/>
+              </w:rPr>
+              <w:t xml:space="preserve">Backend: </w:t>
+            </w:r>
             <w:r>
               <w:rPr>
                 <w:rFonts w:ascii="Times New Roman" w:eastAsia="Times New Roman" w:hAnsi="Times New Roman" w:cs="Times New Roman"/>
@@ -1244,9 +1014,26 @@
                 <w:szCs w:val="18"/>
                 <w:u w:val="single"/>
               </w:rPr>
-              <w:t>tech_stack_frontend</w:t>
-            </w:r>
-            <w:proofErr w:type="spellEnd"/>
+              <w:t>${tech_stack_backend}</w:t>
+            </w:r>
+          </w:p>
+          <w:p>
+            <w:pPr>
+              <w:spacing w:line="276" w:lineRule="auto"/>
+              <w:rPr>
+                <w:rFonts w:ascii="Times New Roman" w:eastAsia="Times New Roman" w:hAnsi="Times New Roman" w:cs="Times New Roman"/>
+                <w:sz w:val="18"/>
+                <w:szCs w:val="18"/>
+              </w:rPr>
+            </w:pPr>
+            <w:r>
+              <w:rPr>
+                <w:rFonts w:ascii="Times New Roman" w:eastAsia="Times New Roman" w:hAnsi="Times New Roman" w:cs="Times New Roman"/>
+                <w:sz w:val="18"/>
+                <w:szCs w:val="18"/>
+              </w:rPr>
+              <w:t xml:space="preserve">Database: </w:t>
+            </w:r>
             <w:r>
               <w:rPr>
                 <w:rFonts w:ascii="Times New Roman" w:eastAsia="Times New Roman" w:hAnsi="Times New Roman" w:cs="Times New Roman"/>
@@ -1254,7 +1041,7 @@
                 <w:szCs w:val="18"/>
                 <w:u w:val="single"/>
               </w:rPr>
-              <w:t>}</w:t>
+              <w:t>${tech_stack_database}</w:t>
             </w:r>
           </w:p>
           <w:p>
@@ -1272,7 +1059,15 @@
                 <w:sz w:val="18"/>
                 <w:szCs w:val="18"/>
               </w:rPr>
-              <w:t xml:space="preserve">Backend: </w:t>
+              <w:t>API’s</w:t>
+            </w:r>
+            <w:r>
+              <w:rPr>
+                <w:rFonts w:ascii="Times New Roman" w:eastAsia="Times New Roman" w:hAnsi="Times New Roman" w:cs="Times New Roman"/>
+                <w:sz w:val="18"/>
+                <w:szCs w:val="18"/>
+              </w:rPr>
+              <w:t xml:space="preserve">: </w:t>
             </w:r>
             <w:r>
               <w:rPr>
@@ -1281,9 +1076,26 @@
                 <w:szCs w:val="18"/>
                 <w:u w:val="single"/>
               </w:rPr>
-              <w:t>${</w:t>
-            </w:r>
-            <w:proofErr w:type="spellStart"/>
+              <w:t>${tech_stack_apis}</w:t>
+            </w:r>
+          </w:p>
+          <w:p>
+            <w:pPr>
+              <w:spacing w:line="276" w:lineRule="auto"/>
+              <w:rPr>
+                <w:rFonts w:ascii="Times New Roman" w:eastAsia="Times New Roman" w:hAnsi="Times New Roman" w:cs="Times New Roman"/>
+                <w:sz w:val="18"/>
+                <w:szCs w:val="18"/>
+              </w:rPr>
+            </w:pPr>
+            <w:r>
+              <w:rPr>
+                <w:rFonts w:ascii="Times New Roman" w:eastAsia="Times New Roman" w:hAnsi="Times New Roman" w:cs="Times New Roman"/>
+                <w:sz w:val="18"/>
+                <w:szCs w:val="18"/>
+              </w:rPr>
+              <w:t xml:space="preserve">Frameworks: </w:t>
+            </w:r>
             <w:r>
               <w:rPr>
                 <w:rFonts w:ascii="Times New Roman" w:eastAsia="Times New Roman" w:hAnsi="Times New Roman" w:cs="Times New Roman"/>
@@ -1291,166 +1103,7 @@
                 <w:szCs w:val="18"/>
                 <w:u w:val="single"/>
               </w:rPr>
-              <w:t>tech_stack_backend</w:t>
-            </w:r>
-            <w:proofErr w:type="spellEnd"/>
-            <w:r>
-              <w:rPr>
-                <w:rFonts w:ascii="Times New Roman" w:eastAsia="Times New Roman" w:hAnsi="Times New Roman" w:cs="Times New Roman"/>
-                <w:sz w:val="18"/>
-                <w:szCs w:val="18"/>
-                <w:u w:val="single"/>
-              </w:rPr>
-              <w:t>}</w:t>
-            </w:r>
-          </w:p>
-          <w:p>
-            <w:pPr>
-              <w:spacing w:line="276" w:lineRule="auto"/>
-              <w:rPr>
-                <w:rFonts w:ascii="Times New Roman" w:eastAsia="Times New Roman" w:hAnsi="Times New Roman" w:cs="Times New Roman"/>
-                <w:sz w:val="18"/>
-                <w:szCs w:val="18"/>
-              </w:rPr>
-            </w:pPr>
-            <w:r>
-              <w:rPr>
-                <w:rFonts w:ascii="Times New Roman" w:eastAsia="Times New Roman" w:hAnsi="Times New Roman" w:cs="Times New Roman"/>
-                <w:sz w:val="18"/>
-                <w:szCs w:val="18"/>
-              </w:rPr>
-              <w:t xml:space="preserve">Database: </w:t>
-            </w:r>
-            <w:r>
-              <w:rPr>
-                <w:rFonts w:ascii="Times New Roman" w:eastAsia="Times New Roman" w:hAnsi="Times New Roman" w:cs="Times New Roman"/>
-                <w:sz w:val="18"/>
-                <w:szCs w:val="18"/>
-                <w:u w:val="single"/>
-              </w:rPr>
-              <w:t>${</w:t>
-            </w:r>
-            <w:proofErr w:type="spellStart"/>
-            <w:r>
-              <w:rPr>
-                <w:rFonts w:ascii="Times New Roman" w:eastAsia="Times New Roman" w:hAnsi="Times New Roman" w:cs="Times New Roman"/>
-                <w:sz w:val="18"/>
-                <w:szCs w:val="18"/>
-                <w:u w:val="single"/>
-              </w:rPr>
-              <w:t>tech_stack_database</w:t>
-            </w:r>
-            <w:proofErr w:type="spellEnd"/>
-            <w:r>
-              <w:rPr>
-                <w:rFonts w:ascii="Times New Roman" w:eastAsia="Times New Roman" w:hAnsi="Times New Roman" w:cs="Times New Roman"/>
-                <w:sz w:val="18"/>
-                <w:szCs w:val="18"/>
-                <w:u w:val="single"/>
-              </w:rPr>
-              <w:t>}</w:t>
-            </w:r>
-          </w:p>
-          <w:p>
-            <w:pPr>
-              <w:spacing w:line="276" w:lineRule="auto"/>
-              <w:rPr>
-                <w:rFonts w:ascii="Times New Roman" w:eastAsia="Times New Roman" w:hAnsi="Times New Roman" w:cs="Times New Roman"/>
-                <w:sz w:val="18"/>
-                <w:szCs w:val="18"/>
-              </w:rPr>
-            </w:pPr>
-            <w:r>
-              <w:rPr>
-                <w:rFonts w:ascii="Times New Roman" w:eastAsia="Times New Roman" w:hAnsi="Times New Roman" w:cs="Times New Roman"/>
-                <w:sz w:val="18"/>
-                <w:szCs w:val="18"/>
-              </w:rPr>
-              <w:t>API’s</w:t>
-            </w:r>
-            <w:r>
-              <w:rPr>
-                <w:rFonts w:ascii="Times New Roman" w:eastAsia="Times New Roman" w:hAnsi="Times New Roman" w:cs="Times New Roman"/>
-                <w:sz w:val="18"/>
-                <w:szCs w:val="18"/>
-              </w:rPr>
-              <w:t xml:space="preserve">: </w:t>
-            </w:r>
-            <w:r>
-              <w:rPr>
-                <w:rFonts w:ascii="Times New Roman" w:eastAsia="Times New Roman" w:hAnsi="Times New Roman" w:cs="Times New Roman"/>
-                <w:sz w:val="18"/>
-                <w:szCs w:val="18"/>
-                <w:u w:val="single"/>
-              </w:rPr>
-              <w:t>${</w:t>
-            </w:r>
-            <w:proofErr w:type="spellStart"/>
-            <w:r>
-              <w:rPr>
-                <w:rFonts w:ascii="Times New Roman" w:eastAsia="Times New Roman" w:hAnsi="Times New Roman" w:cs="Times New Roman"/>
-                <w:sz w:val="18"/>
-                <w:szCs w:val="18"/>
-                <w:u w:val="single"/>
-              </w:rPr>
-              <w:t>tech_stack_apis</w:t>
-            </w:r>
-            <w:proofErr w:type="spellEnd"/>
-            <w:r>
-              <w:rPr>
-                <w:rFonts w:ascii="Times New Roman" w:eastAsia="Times New Roman" w:hAnsi="Times New Roman" w:cs="Times New Roman"/>
-                <w:sz w:val="18"/>
-                <w:szCs w:val="18"/>
-                <w:u w:val="single"/>
-              </w:rPr>
-              <w:t>}</w:t>
-            </w:r>
-          </w:p>
-          <w:p>
-            <w:pPr>
-              <w:spacing w:line="276" w:lineRule="auto"/>
-              <w:rPr>
-                <w:rFonts w:ascii="Times New Roman" w:eastAsia="Times New Roman" w:hAnsi="Times New Roman" w:cs="Times New Roman"/>
-                <w:sz w:val="18"/>
-                <w:szCs w:val="18"/>
-              </w:rPr>
-            </w:pPr>
-            <w:r>
-              <w:rPr>
-                <w:rFonts w:ascii="Times New Roman" w:eastAsia="Times New Roman" w:hAnsi="Times New Roman" w:cs="Times New Roman"/>
-                <w:sz w:val="18"/>
-                <w:szCs w:val="18"/>
-              </w:rPr>
-              <w:t xml:space="preserve">Frameworks: </w:t>
-            </w:r>
-            <w:r>
-              <w:rPr>
-                <w:rFonts w:ascii="Times New Roman" w:eastAsia="Times New Roman" w:hAnsi="Times New Roman" w:cs="Times New Roman"/>
-                <w:sz w:val="18"/>
-                <w:szCs w:val="18"/>
-                <w:u w:val="single"/>
-              </w:rPr>
-              <w:t>${</w:t>
-            </w:r>
-            <w:proofErr w:type="spellStart"/>
-            <w:r>
-              <w:rPr>
-                <w:rFonts w:ascii="Times New Roman" w:eastAsia="Times New Roman" w:hAnsi="Times New Roman" w:cs="Times New Roman"/>
-                <w:sz w:val="18"/>
-                <w:szCs w:val="18"/>
-                <w:u w:val="single"/>
-              </w:rPr>
-              <w:t>tech_stack_frameworks</w:t>
-            </w:r>
-            <w:proofErr w:type="spellEnd"/>
-            <w:r>
-              <w:rPr>
-                <w:rFonts w:ascii="Times New Roman" w:eastAsia="Times New Roman" w:hAnsi="Times New Roman" w:cs="Times New Roman"/>
-                <w:sz w:val="18"/>
-                <w:szCs w:val="18"/>
-                <w:u w:val="single"/>
-              </w:rPr>
-              <w:t>}</w:t>
+              <w:t>${tech_stack_frameworks}</w:t>
             </w:r>
           </w:p>
         </w:tc>
@@ -1516,25 +1169,7 @@
                     <w:sz w:val="18"/>
                     <w:szCs w:val="18"/>
                   </w:rPr>
-                  <w:t>${</w:t>
-                </w:r>
-                <w:proofErr w:type="spellStart"/>
-                <w:r>
-                  <w:rPr>
-                    <w:rFonts w:ascii="Arial Unicode MS" w:eastAsia="Arial Unicode MS" w:hAnsi="Arial Unicode MS" w:cs="Arial Unicode MS"/>
-                    <w:sz w:val="18"/>
-                    <w:szCs w:val="18"/>
-                  </w:rPr>
-                  <w:t>cb_challenge_prototype_dev</w:t>
-                </w:r>
-                <w:proofErr w:type="spellEnd"/>
-                <w:r>
-                  <w:rPr>
-                    <w:rFonts w:ascii="Arial Unicode MS" w:eastAsia="Arial Unicode MS" w:hAnsi="Arial Unicode MS" w:cs="Arial Unicode MS"/>
-                    <w:sz w:val="18"/>
-                    <w:szCs w:val="18"/>
-                  </w:rPr>
-                  <w:t>}</w:t>
+                  <w:t>${cb_challenge_prototype_dev}</w:t>
                 </w:r>
               </w:sdtContent>
             </w:sdt>
@@ -1568,25 +1203,7 @@
                     <w:sz w:val="18"/>
                     <w:szCs w:val="18"/>
                   </w:rPr>
-                  <w:t>${</w:t>
-                </w:r>
-                <w:proofErr w:type="spellStart"/>
-                <w:r>
-                  <w:rPr>
-                    <w:rFonts w:ascii="Arial Unicode MS" w:eastAsia="Arial Unicode MS" w:hAnsi="Arial Unicode MS" w:cs="Arial Unicode MS"/>
-                    <w:sz w:val="18"/>
-                    <w:szCs w:val="18"/>
-                  </w:rPr>
-                  <w:t>cb_challenge_scalability</w:t>
-                </w:r>
-                <w:proofErr w:type="spellEnd"/>
-                <w:r>
-                  <w:rPr>
-                    <w:rFonts w:ascii="Arial Unicode MS" w:eastAsia="Arial Unicode MS" w:hAnsi="Arial Unicode MS" w:cs="Arial Unicode MS"/>
-                    <w:sz w:val="18"/>
-                    <w:szCs w:val="18"/>
-                  </w:rPr>
-                  <w:t>}</w:t>
+                  <w:t>${cb_challenge_scalability}</w:t>
                 </w:r>
               </w:sdtContent>
             </w:sdt>
@@ -1620,25 +1237,7 @@
                     <w:sz w:val="18"/>
                     <w:szCs w:val="18"/>
                   </w:rPr>
-                  <w:t>${</w:t>
-                </w:r>
-                <w:proofErr w:type="spellStart"/>
-                <w:r>
-                  <w:rPr>
-                    <w:rFonts w:ascii="Arial Unicode MS" w:eastAsia="Arial Unicode MS" w:hAnsi="Arial Unicode MS" w:cs="Arial Unicode MS"/>
-                    <w:sz w:val="18"/>
-                    <w:szCs w:val="18"/>
-                  </w:rPr>
-                  <w:t>cb_challenge_perf_opt</w:t>
-                </w:r>
-                <w:proofErr w:type="spellEnd"/>
-                <w:r>
-                  <w:rPr>
-                    <w:rFonts w:ascii="Arial Unicode MS" w:eastAsia="Arial Unicode MS" w:hAnsi="Arial Unicode MS" w:cs="Arial Unicode MS"/>
-                    <w:sz w:val="18"/>
-                    <w:szCs w:val="18"/>
-                  </w:rPr>
-                  <w:t>}</w:t>
+                  <w:t>${cb_challenge_perf_opt}</w:t>
                 </w:r>
               </w:sdtContent>
             </w:sdt>
@@ -1672,25 +1271,7 @@
                     <w:sz w:val="18"/>
                     <w:szCs w:val="18"/>
                   </w:rPr>
-                  <w:t>${</w:t>
-                </w:r>
-                <w:proofErr w:type="spellStart"/>
-                <w:r>
-                  <w:rPr>
-                    <w:rFonts w:ascii="Arial Unicode MS" w:eastAsia="Arial Unicode MS" w:hAnsi="Arial Unicode MS" w:cs="Arial Unicode MS"/>
-                    <w:sz w:val="18"/>
-                    <w:szCs w:val="18"/>
-                  </w:rPr>
-                  <w:t>cb_challenge_ai_accuracy</w:t>
-                </w:r>
-                <w:proofErr w:type="spellEnd"/>
-                <w:r>
-                  <w:rPr>
-                    <w:rFonts w:ascii="Arial Unicode MS" w:eastAsia="Arial Unicode MS" w:hAnsi="Arial Unicode MS" w:cs="Arial Unicode MS"/>
-                    <w:sz w:val="18"/>
-                    <w:szCs w:val="18"/>
-                  </w:rPr>
-                  <w:t>}</w:t>
+                  <w:t>${cb_challenge_ai_accuracy}</w:t>
                 </w:r>
               </w:sdtContent>
             </w:sdt>
@@ -1724,25 +1305,7 @@
                     <w:sz w:val="18"/>
                     <w:szCs w:val="18"/>
                   </w:rPr>
-                  <w:t>${</w:t>
-                </w:r>
-                <w:proofErr w:type="spellStart"/>
-                <w:r>
-                  <w:rPr>
-                    <w:rFonts w:ascii="Arial Unicode MS" w:eastAsia="Arial Unicode MS" w:hAnsi="Arial Unicode MS" w:cs="Arial Unicode MS"/>
-                    <w:sz w:val="18"/>
-                    <w:szCs w:val="18"/>
-                  </w:rPr>
-                  <w:t>cb_challenge_hardware</w:t>
-                </w:r>
-                <w:proofErr w:type="spellEnd"/>
-                <w:r>
-                  <w:rPr>
-                    <w:rFonts w:ascii="Arial Unicode MS" w:eastAsia="Arial Unicode MS" w:hAnsi="Arial Unicode MS" w:cs="Arial Unicode MS"/>
-                    <w:sz w:val="18"/>
-                    <w:szCs w:val="18"/>
-                  </w:rPr>
-                  <w:t>}</w:t>
+                  <w:t>${cb_challenge_hardware}</w:t>
                 </w:r>
               </w:sdtContent>
             </w:sdt>
@@ -1776,25 +1339,7 @@
                     <w:sz w:val="18"/>
                     <w:szCs w:val="18"/>
                   </w:rPr>
-                  <w:t>${</w:t>
-                </w:r>
-                <w:proofErr w:type="spellStart"/>
-                <w:r>
-                  <w:rPr>
-                    <w:rFonts w:ascii="Arial Unicode MS" w:eastAsia="Arial Unicode MS" w:hAnsi="Arial Unicode MS" w:cs="Arial Unicode MS"/>
-                    <w:sz w:val="18"/>
-                    <w:szCs w:val="18"/>
-                  </w:rPr>
-                  <w:t>cb_challenge_cybersecurity</w:t>
-                </w:r>
-                <w:proofErr w:type="spellEnd"/>
-                <w:r>
-                  <w:rPr>
-                    <w:rFonts w:ascii="Arial Unicode MS" w:eastAsia="Arial Unicode MS" w:hAnsi="Arial Unicode MS" w:cs="Arial Unicode MS"/>
-                    <w:sz w:val="18"/>
-                    <w:szCs w:val="18"/>
-                  </w:rPr>
-                  <w:t>}</w:t>
+                  <w:t>${cb_challenge_cybersecurity}</w:t>
                 </w:r>
               </w:sdtContent>
             </w:sdt>
@@ -1828,25 +1373,7 @@
                     <w:sz w:val="18"/>
                     <w:szCs w:val="18"/>
                   </w:rPr>
-                  <w:t>${</w:t>
-                </w:r>
-                <w:proofErr w:type="spellStart"/>
-                <w:r>
-                  <w:rPr>
-                    <w:rFonts w:ascii="Arial Unicode MS" w:eastAsia="Arial Unicode MS" w:hAnsi="Arial Unicode MS" w:cs="Arial Unicode MS"/>
-                    <w:sz w:val="18"/>
-                    <w:szCs w:val="18"/>
-                  </w:rPr>
-                  <w:t>cb_challenge_integration</w:t>
-                </w:r>
-                <w:proofErr w:type="spellEnd"/>
-                <w:r>
-                  <w:rPr>
-                    <w:rFonts w:ascii="Arial Unicode MS" w:eastAsia="Arial Unicode MS" w:hAnsi="Arial Unicode MS" w:cs="Arial Unicode MS"/>
-                    <w:sz w:val="18"/>
-                    <w:szCs w:val="18"/>
-                  </w:rPr>
-                  <w:t>}</w:t>
+                  <w:t>${cb_challenge_integration}</w:t>
                 </w:r>
               </w:sdtContent>
             </w:sdt>
@@ -1880,25 +1407,7 @@
                     <w:sz w:val="18"/>
                     <w:szCs w:val="18"/>
                   </w:rPr>
-                  <w:t>${</w:t>
-                </w:r>
-                <w:proofErr w:type="spellStart"/>
-                <w:r>
-                  <w:rPr>
-                    <w:rFonts w:ascii="Arial Unicode MS" w:eastAsia="Arial Unicode MS" w:hAnsi="Arial Unicode MS" w:cs="Arial Unicode MS"/>
-                    <w:sz w:val="18"/>
-                    <w:szCs w:val="18"/>
-                  </w:rPr>
-                  <w:t>cb_challenge_cloud_cost</w:t>
-                </w:r>
-                <w:proofErr w:type="spellEnd"/>
-                <w:r>
-                  <w:rPr>
-                    <w:rFonts w:ascii="Arial Unicode MS" w:eastAsia="Arial Unicode MS" w:hAnsi="Arial Unicode MS" w:cs="Arial Unicode MS"/>
-                    <w:sz w:val="18"/>
-                    <w:szCs w:val="18"/>
-                  </w:rPr>
-                  <w:t>}</w:t>
+                  <w:t>${cb_challenge_cloud_cost}</w:t>
                 </w:r>
               </w:sdtContent>
             </w:sdt>
@@ -1932,25 +1441,7 @@
                     <w:sz w:val="18"/>
                     <w:szCs w:val="18"/>
                   </w:rPr>
-                  <w:t>${</w:t>
-                </w:r>
-                <w:proofErr w:type="spellStart"/>
-                <w:r>
-                  <w:rPr>
-                    <w:rFonts w:ascii="Arial Unicode MS" w:eastAsia="Arial Unicode MS" w:hAnsi="Arial Unicode MS" w:cs="Arial Unicode MS"/>
-                    <w:sz w:val="18"/>
-                    <w:szCs w:val="18"/>
-                  </w:rPr>
-                  <w:t>cb_challenge_talent_gaps</w:t>
-                </w:r>
-                <w:proofErr w:type="spellEnd"/>
-                <w:r>
-                  <w:rPr>
-                    <w:rFonts w:ascii="Arial Unicode MS" w:eastAsia="Arial Unicode MS" w:hAnsi="Arial Unicode MS" w:cs="Arial Unicode MS"/>
-                    <w:sz w:val="18"/>
-                    <w:szCs w:val="18"/>
-                  </w:rPr>
-                  <w:t>}</w:t>
+                  <w:t>${cb_challenge_talent_gaps}</w:t>
                 </w:r>
               </w:sdtContent>
             </w:sdt>
@@ -1992,25 +1483,7 @@
                     <w:sz w:val="18"/>
                     <w:szCs w:val="18"/>
                   </w:rPr>
-                  <w:t>${</w:t>
-                </w:r>
-                <w:proofErr w:type="spellStart"/>
-                <w:r>
-                  <w:rPr>
-                    <w:rFonts w:ascii="Arial Unicode MS" w:eastAsia="Arial Unicode MS" w:hAnsi="Arial Unicode MS" w:cs="Arial Unicode MS"/>
-                    <w:sz w:val="18"/>
-                    <w:szCs w:val="18"/>
-                  </w:rPr>
-                  <w:t>cb_challenge_other</w:t>
-                </w:r>
-                <w:proofErr w:type="spellEnd"/>
-                <w:r>
-                  <w:rPr>
-                    <w:rFonts w:ascii="Arial Unicode MS" w:eastAsia="Arial Unicode MS" w:hAnsi="Arial Unicode MS" w:cs="Arial Unicode MS"/>
-                    <w:sz w:val="18"/>
-                    <w:szCs w:val="18"/>
-                  </w:rPr>
-                  <w:t>}</w:t>
+                  <w:t>${cb_challenge_other}</w:t>
                 </w:r>
               </w:sdtContent>
             </w:sdt>
@@ -2029,27 +1502,7 @@
                 <w:szCs w:val="18"/>
                 <w:u w:val="single"/>
               </w:rPr>
-              <w:t>${</w:t>
-            </w:r>
-            <w:proofErr w:type="spellStart"/>
-            <w:r>
-              <w:rPr>
-                <w:rFonts w:ascii="Times New Roman" w:eastAsia="Times New Roman" w:hAnsi="Times New Roman" w:cs="Times New Roman"/>
-                <w:sz w:val="18"/>
-                <w:szCs w:val="18"/>
-                <w:u w:val="single"/>
-              </w:rPr>
-              <w:t>challenge_other_text</w:t>
-            </w:r>
-            <w:proofErr w:type="spellEnd"/>
-            <w:r>
-              <w:rPr>
-                <w:rFonts w:ascii="Times New Roman" w:eastAsia="Times New Roman" w:hAnsi="Times New Roman" w:cs="Times New Roman"/>
-                <w:sz w:val="18"/>
-                <w:szCs w:val="18"/>
-                <w:u w:val="single"/>
-              </w:rPr>
-              <w:t>}</w:t>
+              <w:t>${challenge_other_text}</w:t>
             </w:r>
           </w:p>
           <w:p>
@@ -2063,8 +1516,8 @@
         </w:tc>
         <w:tc>
           <w:tcPr>
-            <w:tcW w:w="5546" w:type="dxa"/>
-            <w:gridSpan w:val="4"/>
+            <w:tcW w:w="5043" w:type="dxa"/>
+            <w:gridSpan w:val="3"/>
           </w:tcPr>
           <w:p>
             <w:pPr>
@@ -2101,7 +1554,7 @@
           <w:tbl>
             <w:tblPr>
               <w:tblStyle w:val="a0"/>
-              <w:tblW w:w="5320" w:type="dxa"/>
+              <w:tblW w:w="4791" w:type="dxa"/>
               <w:tblBorders>
                 <w:top w:val="single" w:sz="4" w:space="0" w:color="000000"/>
                 <w:left w:val="single" w:sz="4" w:space="0" w:color="000000"/>
@@ -2115,7 +1568,7 @@
             </w:tblPr>
             <w:tblGrid>
               <w:gridCol w:w="1867"/>
-              <w:gridCol w:w="3453"/>
+              <w:gridCol w:w="2924"/>
             </w:tblGrid>
             <w:tr>
               <w:trPr>
@@ -2145,7 +1598,7 @@
               </w:tc>
               <w:tc>
                 <w:tcPr>
-                  <w:tcW w:w="3453" w:type="dxa"/>
+                  <w:tcW w:w="2924" w:type="dxa"/>
                 </w:tcPr>
                 <w:p>
                   <w:pPr>
@@ -2194,7 +1647,7 @@
               </w:tc>
               <w:tc>
                 <w:tcPr>
-                  <w:tcW w:w="3453" w:type="dxa"/>
+                  <w:tcW w:w="2924" w:type="dxa"/>
                 </w:tcPr>
                 <w:p>
                   <w:pPr>
@@ -2210,25 +1663,7 @@
                       <w:sz w:val="18"/>
                       <w:szCs w:val="18"/>
                     </w:rPr>
-                    <w:t>${</w:t>
-                  </w:r>
-                  <w:proofErr w:type="spellStart"/>
-                  <w:r>
-                    <w:rPr>
-                      <w:rFonts w:ascii="Times New Roman" w:hAnsi="Times New Roman" w:cs="Times New Roman"/>
-                      <w:sz w:val="18"/>
-                      <w:szCs w:val="18"/>
-                    </w:rPr>
-                    <w:t>tech_team_cto</w:t>
-                  </w:r>
-                  <w:proofErr w:type="spellEnd"/>
-                  <w:r>
-                    <w:rPr>
-                      <w:rFonts w:ascii="Times New Roman" w:hAnsi="Times New Roman" w:cs="Times New Roman"/>
-                      <w:sz w:val="18"/>
-                      <w:szCs w:val="18"/>
-                    </w:rPr>
-                    <w:t>}</w:t>
+                    <w:t>${tech_team_cto}</w:t>
                   </w:r>
                 </w:p>
               </w:tc>
@@ -2261,7 +1696,7 @@
               </w:tc>
               <w:tc>
                 <w:tcPr>
-                  <w:tcW w:w="3453" w:type="dxa"/>
+                  <w:tcW w:w="2924" w:type="dxa"/>
                 </w:tcPr>
                 <w:p>
                   <w:pPr>
@@ -2277,25 +1712,7 @@
                       <w:sz w:val="18"/>
                       <w:szCs w:val="18"/>
                     </w:rPr>
-                    <w:t>${</w:t>
-                  </w:r>
-                  <w:proofErr w:type="spellStart"/>
-                  <w:r>
-                    <w:rPr>
-                      <w:rFonts w:ascii="Times New Roman" w:hAnsi="Times New Roman" w:cs="Times New Roman"/>
-                      <w:sz w:val="18"/>
-                      <w:szCs w:val="18"/>
-                    </w:rPr>
-                    <w:t>tech_team_developers</w:t>
-                  </w:r>
-                  <w:proofErr w:type="spellEnd"/>
-                  <w:r>
-                    <w:rPr>
-                      <w:rFonts w:ascii="Times New Roman" w:hAnsi="Times New Roman" w:cs="Times New Roman"/>
-                      <w:sz w:val="18"/>
-                      <w:szCs w:val="18"/>
-                    </w:rPr>
-                    <w:t>}</w:t>
+                    <w:t>${tech_team_developers}</w:t>
                   </w:r>
                 </w:p>
               </w:tc>
@@ -2328,7 +1745,7 @@
               </w:tc>
               <w:tc>
                 <w:tcPr>
-                  <w:tcW w:w="3453" w:type="dxa"/>
+                  <w:tcW w:w="2924" w:type="dxa"/>
                 </w:tcPr>
                 <w:p>
                   <w:pPr>
@@ -2344,25 +1761,7 @@
                       <w:sz w:val="18"/>
                       <w:szCs w:val="18"/>
                     </w:rPr>
-                    <w:t>${</w:t>
-                  </w:r>
-                  <w:proofErr w:type="spellStart"/>
-                  <w:r>
-                    <w:rPr>
-                      <w:rFonts w:ascii="Times New Roman" w:hAnsi="Times New Roman" w:cs="Times New Roman"/>
-                      <w:sz w:val="18"/>
-                      <w:szCs w:val="18"/>
-                    </w:rPr>
-                    <w:t>tech_team_ai_ml</w:t>
-                  </w:r>
-                  <w:proofErr w:type="spellEnd"/>
-                  <w:r>
-                    <w:rPr>
-                      <w:rFonts w:ascii="Times New Roman" w:hAnsi="Times New Roman" w:cs="Times New Roman"/>
-                      <w:sz w:val="18"/>
-                      <w:szCs w:val="18"/>
-                    </w:rPr>
-                    <w:t>}</w:t>
+                    <w:t>${tech_team_ai_ml}</w:t>
                   </w:r>
                 </w:p>
               </w:tc>
@@ -2395,7 +1794,7 @@
               </w:tc>
               <w:tc>
                 <w:tcPr>
-                  <w:tcW w:w="3453" w:type="dxa"/>
+                  <w:tcW w:w="2924" w:type="dxa"/>
                 </w:tcPr>
                 <w:p>
                   <w:pPr>
@@ -2411,25 +1810,7 @@
                       <w:sz w:val="18"/>
                       <w:szCs w:val="18"/>
                     </w:rPr>
-                    <w:t>${</w:t>
-                  </w:r>
-                  <w:proofErr w:type="spellStart"/>
-                  <w:r>
-                    <w:rPr>
-                      <w:rFonts w:ascii="Times New Roman" w:hAnsi="Times New Roman" w:cs="Times New Roman"/>
-                      <w:sz w:val="18"/>
-                      <w:szCs w:val="18"/>
-                    </w:rPr>
-                    <w:t>tech_team_hardware</w:t>
-                  </w:r>
-                  <w:proofErr w:type="spellEnd"/>
-                  <w:r>
-                    <w:rPr>
-                      <w:rFonts w:ascii="Times New Roman" w:hAnsi="Times New Roman" w:cs="Times New Roman"/>
-                      <w:sz w:val="18"/>
-                      <w:szCs w:val="18"/>
-                    </w:rPr>
-                    <w:t>}</w:t>
+                    <w:t>${tech_team_hardware}</w:t>
                   </w:r>
                 </w:p>
               </w:tc>
@@ -2462,7 +1843,7 @@
               </w:tc>
               <w:tc>
                 <w:tcPr>
-                  <w:tcW w:w="3453" w:type="dxa"/>
+                  <w:tcW w:w="2924" w:type="dxa"/>
                 </w:tcPr>
                 <w:p>
                   <w:pPr>
@@ -2478,25 +1859,7 @@
                       <w:sz w:val="18"/>
                       <w:szCs w:val="18"/>
                     </w:rPr>
-                    <w:t>${</w:t>
-                  </w:r>
-                  <w:proofErr w:type="spellStart"/>
-                  <w:r>
-                    <w:rPr>
-                      <w:rFonts w:ascii="Times New Roman" w:hAnsi="Times New Roman" w:cs="Times New Roman"/>
-                      <w:sz w:val="18"/>
-                      <w:szCs w:val="18"/>
-                    </w:rPr>
-                    <w:t>tech_team_devops</w:t>
-                  </w:r>
-                  <w:proofErr w:type="spellEnd"/>
-                  <w:r>
-                    <w:rPr>
-                      <w:rFonts w:ascii="Times New Roman" w:hAnsi="Times New Roman" w:cs="Times New Roman"/>
-                      <w:sz w:val="18"/>
-                      <w:szCs w:val="18"/>
-                    </w:rPr>
-                    <w:t>}</w:t>
+                    <w:t>${tech_team_devops}</w:t>
                   </w:r>
                 </w:p>
               </w:tc>
@@ -2529,7 +1892,7 @@
               </w:tc>
               <w:tc>
                 <w:tcPr>
-                  <w:tcW w:w="3453" w:type="dxa"/>
+                  <w:tcW w:w="2924" w:type="dxa"/>
                 </w:tcPr>
                 <w:p>
                   <w:pPr>
@@ -2545,25 +1908,7 @@
                       <w:sz w:val="18"/>
                       <w:szCs w:val="18"/>
                     </w:rPr>
-                    <w:t>${</w:t>
-                  </w:r>
-                  <w:proofErr w:type="spellStart"/>
-                  <w:r>
-                    <w:rPr>
-                      <w:rFonts w:ascii="Times New Roman" w:hAnsi="Times New Roman" w:cs="Times New Roman"/>
-                      <w:sz w:val="18"/>
-                      <w:szCs w:val="18"/>
-                    </w:rPr>
-                    <w:t>tech_team_cybersecurity</w:t>
-                  </w:r>
-                  <w:proofErr w:type="spellEnd"/>
-                  <w:r>
-                    <w:rPr>
-                      <w:rFonts w:ascii="Times New Roman" w:hAnsi="Times New Roman" w:cs="Times New Roman"/>
-                      <w:sz w:val="18"/>
-                      <w:szCs w:val="18"/>
-                    </w:rPr>
-                    <w:t>}</w:t>
+                    <w:t>${tech_team_cybersecurity}</w:t>
                   </w:r>
                 </w:p>
               </w:tc>
@@ -2606,6 +1951,7 @@
                 <w:sz w:val="18"/>
                 <w:szCs w:val="18"/>
               </w:rPr>
+              <w:lastRenderedPageBreak/>
               <w:t>TECH MATURITY LEVEL</w:t>
             </w:r>
           </w:p>
@@ -2632,25 +1978,7 @@
                     <w:sz w:val="18"/>
                     <w:szCs w:val="18"/>
                   </w:rPr>
-                  <w:t>${</w:t>
-                </w:r>
-                <w:proofErr w:type="spellStart"/>
-                <w:r>
-                  <w:rPr>
-                    <w:rFonts w:ascii="Arial Unicode MS" w:eastAsia="Arial Unicode MS" w:hAnsi="Arial Unicode MS" w:cs="Arial Unicode MS"/>
-                    <w:sz w:val="18"/>
-                    <w:szCs w:val="18"/>
-                  </w:rPr>
-                  <w:t>cb_maturity_concept</w:t>
-                </w:r>
-                <w:proofErr w:type="spellEnd"/>
-                <w:r>
-                  <w:rPr>
-                    <w:rFonts w:ascii="Arial Unicode MS" w:eastAsia="Arial Unicode MS" w:hAnsi="Arial Unicode MS" w:cs="Arial Unicode MS"/>
-                    <w:sz w:val="18"/>
-                    <w:szCs w:val="18"/>
-                  </w:rPr>
-                  <w:t>}</w:t>
+                  <w:t>${cb_maturity_concept}</w:t>
                 </w:r>
               </w:sdtContent>
             </w:sdt>
@@ -2686,25 +2014,7 @@
                     <w:sz w:val="18"/>
                     <w:szCs w:val="18"/>
                   </w:rPr>
-                  <w:t>${</w:t>
-                </w:r>
-                <w:proofErr w:type="spellStart"/>
-                <w:r>
-                  <w:rPr>
-                    <w:rFonts w:ascii="Arial Unicode MS" w:eastAsia="Arial Unicode MS" w:hAnsi="Arial Unicode MS" w:cs="Arial Unicode MS"/>
-                    <w:sz w:val="18"/>
-                    <w:szCs w:val="18"/>
-                  </w:rPr>
-                  <w:t>cb_maturity_functional</w:t>
-                </w:r>
-                <w:proofErr w:type="spellEnd"/>
-                <w:r>
-                  <w:rPr>
-                    <w:rFonts w:ascii="Arial Unicode MS" w:eastAsia="Arial Unicode MS" w:hAnsi="Arial Unicode MS" w:cs="Arial Unicode MS"/>
-                    <w:sz w:val="18"/>
-                    <w:szCs w:val="18"/>
-                  </w:rPr>
-                  <w:t>}</w:t>
+                  <w:t>${cb_maturity_functional}</w:t>
                 </w:r>
               </w:sdtContent>
             </w:sdt>
@@ -2745,25 +2055,7 @@
                     <w:sz w:val="18"/>
                     <w:szCs w:val="18"/>
                   </w:rPr>
-                  <w:t>${</w:t>
-                </w:r>
-                <w:proofErr w:type="spellStart"/>
-                <w:r>
-                  <w:rPr>
-                    <w:rFonts w:ascii="Arial Unicode MS" w:eastAsia="Arial Unicode MS" w:hAnsi="Arial Unicode MS" w:cs="Arial Unicode MS"/>
-                    <w:sz w:val="18"/>
-                    <w:szCs w:val="18"/>
-                  </w:rPr>
-                  <w:t>cb_maturity_mvp</w:t>
-                </w:r>
-                <w:proofErr w:type="spellEnd"/>
-                <w:r>
-                  <w:rPr>
-                    <w:rFonts w:ascii="Arial Unicode MS" w:eastAsia="Arial Unicode MS" w:hAnsi="Arial Unicode MS" w:cs="Arial Unicode MS"/>
-                    <w:sz w:val="18"/>
-                    <w:szCs w:val="18"/>
-                  </w:rPr>
-                  <w:t>}</w:t>
+                  <w:t>${cb_maturity_mvp}</w:t>
                 </w:r>
               </w:sdtContent>
             </w:sdt>
@@ -2804,25 +2096,7 @@
                     <w:sz w:val="18"/>
                     <w:szCs w:val="18"/>
                   </w:rPr>
-                  <w:t>${</w:t>
-                </w:r>
-                <w:proofErr w:type="spellStart"/>
-                <w:r>
-                  <w:rPr>
-                    <w:rFonts w:ascii="Arial Unicode MS" w:eastAsia="Arial Unicode MS" w:hAnsi="Arial Unicode MS" w:cs="Arial Unicode MS"/>
-                    <w:sz w:val="18"/>
-                    <w:szCs w:val="18"/>
-                  </w:rPr>
-                  <w:t>cb_maturity_production</w:t>
-                </w:r>
-                <w:proofErr w:type="spellEnd"/>
-                <w:r>
-                  <w:rPr>
-                    <w:rFonts w:ascii="Arial Unicode MS" w:eastAsia="Arial Unicode MS" w:hAnsi="Arial Unicode MS" w:cs="Arial Unicode MS"/>
-                    <w:sz w:val="18"/>
-                    <w:szCs w:val="18"/>
-                  </w:rPr>
-                  <w:t>}</w:t>
+                  <w:t>${cb_maturity_production}</w:t>
                 </w:r>
               </w:sdtContent>
             </w:sdt>
@@ -2863,25 +2137,7 @@
                     <w:sz w:val="18"/>
                     <w:szCs w:val="18"/>
                   </w:rPr>
-                  <w:t>${</w:t>
-                </w:r>
-                <w:proofErr w:type="spellStart"/>
-                <w:r>
-                  <w:rPr>
-                    <w:rFonts w:ascii="Arial Unicode MS" w:eastAsia="Arial Unicode MS" w:hAnsi="Arial Unicode MS" w:cs="Arial Unicode MS"/>
-                    <w:sz w:val="18"/>
-                    <w:szCs w:val="18"/>
-                  </w:rPr>
-                  <w:t>cb_maturity_scalable</w:t>
-                </w:r>
-                <w:proofErr w:type="spellEnd"/>
-                <w:r>
-                  <w:rPr>
-                    <w:rFonts w:ascii="Arial Unicode MS" w:eastAsia="Arial Unicode MS" w:hAnsi="Arial Unicode MS" w:cs="Arial Unicode MS"/>
-                    <w:sz w:val="18"/>
-                    <w:szCs w:val="18"/>
-                  </w:rPr>
-                  <w:t>}</w:t>
+                  <w:t>${cb_maturity_scalable}</w:t>
                 </w:r>
               </w:sdtContent>
             </w:sdt>
@@ -2897,8 +2153,8 @@
         </w:tc>
         <w:tc>
           <w:tcPr>
-            <w:tcW w:w="5546" w:type="dxa"/>
-            <w:gridSpan w:val="4"/>
+            <w:tcW w:w="5043" w:type="dxa"/>
+            <w:gridSpan w:val="3"/>
           </w:tcPr>
           <w:p>
             <w:pPr>
@@ -2942,25 +2198,7 @@
                     <w:sz w:val="18"/>
                     <w:szCs w:val="18"/>
                   </w:rPr>
-                  <w:t>${</w:t>
-                </w:r>
-                <w:proofErr w:type="spellStart"/>
-                <w:r>
-                  <w:rPr>
-                    <w:rFonts w:ascii="Arial Unicode MS" w:eastAsia="Arial Unicode MS" w:hAnsi="Arial Unicode MS" w:cs="Arial Unicode MS"/>
-                    <w:sz w:val="18"/>
-                    <w:szCs w:val="18"/>
-                  </w:rPr>
-                  <w:t>cb_testing_unit</w:t>
-                </w:r>
-                <w:proofErr w:type="spellEnd"/>
-                <w:r>
-                  <w:rPr>
-                    <w:rFonts w:ascii="Arial Unicode MS" w:eastAsia="Arial Unicode MS" w:hAnsi="Arial Unicode MS" w:cs="Arial Unicode MS"/>
-                    <w:sz w:val="18"/>
-                    <w:szCs w:val="18"/>
-                  </w:rPr>
-                  <w:t>}</w:t>
+                  <w:t>${cb_testing_unit}</w:t>
                 </w:r>
               </w:sdtContent>
             </w:sdt>
@@ -2994,25 +2232,7 @@
                     <w:sz w:val="18"/>
                     <w:szCs w:val="18"/>
                   </w:rPr>
-                  <w:t>${</w:t>
-                </w:r>
-                <w:proofErr w:type="spellStart"/>
-                <w:r>
-                  <w:rPr>
-                    <w:rFonts w:ascii="Arial Unicode MS" w:eastAsia="Arial Unicode MS" w:hAnsi="Arial Unicode MS" w:cs="Arial Unicode MS"/>
-                    <w:sz w:val="18"/>
-                    <w:szCs w:val="18"/>
-                  </w:rPr>
-                  <w:t>cb_testing_integration</w:t>
-                </w:r>
-                <w:proofErr w:type="spellEnd"/>
-                <w:r>
-                  <w:rPr>
-                    <w:rFonts w:ascii="Arial Unicode MS" w:eastAsia="Arial Unicode MS" w:hAnsi="Arial Unicode MS" w:cs="Arial Unicode MS"/>
-                    <w:sz w:val="18"/>
-                    <w:szCs w:val="18"/>
-                  </w:rPr>
-                  <w:t>}</w:t>
+                  <w:t>${cb_testing_integration}</w:t>
                 </w:r>
               </w:sdtContent>
             </w:sdt>
@@ -3046,25 +2266,7 @@
                     <w:sz w:val="18"/>
                     <w:szCs w:val="18"/>
                   </w:rPr>
-                  <w:t>${</w:t>
-                </w:r>
-                <w:proofErr w:type="spellStart"/>
-                <w:r>
-                  <w:rPr>
-                    <w:rFonts w:ascii="Arial Unicode MS" w:eastAsia="Arial Unicode MS" w:hAnsi="Arial Unicode MS" w:cs="Arial Unicode MS"/>
-                    <w:sz w:val="18"/>
-                    <w:szCs w:val="18"/>
-                  </w:rPr>
-                  <w:t>cb_testing_automated</w:t>
-                </w:r>
-                <w:proofErr w:type="spellEnd"/>
-                <w:r>
-                  <w:rPr>
-                    <w:rFonts w:ascii="Arial Unicode MS" w:eastAsia="Arial Unicode MS" w:hAnsi="Arial Unicode MS" w:cs="Arial Unicode MS"/>
-                    <w:sz w:val="18"/>
-                    <w:szCs w:val="18"/>
-                  </w:rPr>
-                  <w:t>}</w:t>
+                  <w:t>${cb_testing_automated}</w:t>
                 </w:r>
               </w:sdtContent>
             </w:sdt>
@@ -3094,27 +2296,7 @@
                 <w:szCs w:val="18"/>
                 <w:u w:val="single"/>
               </w:rPr>
-              <w:t>${</w:t>
-            </w:r>
-            <w:proofErr w:type="spellStart"/>
-            <w:r>
-              <w:rPr>
-                <w:rFonts w:ascii="Times New Roman" w:eastAsia="Times New Roman" w:hAnsi="Times New Roman" w:cs="Times New Roman"/>
-                <w:sz w:val="18"/>
-                <w:szCs w:val="18"/>
-                <w:u w:val="single"/>
-              </w:rPr>
-              <w:t>testing_framework_name</w:t>
-            </w:r>
-            <w:proofErr w:type="spellEnd"/>
-            <w:r>
-              <w:rPr>
-                <w:rFonts w:ascii="Times New Roman" w:eastAsia="Times New Roman" w:hAnsi="Times New Roman" w:cs="Times New Roman"/>
-                <w:sz w:val="18"/>
-                <w:szCs w:val="18"/>
-                <w:u w:val="single"/>
-              </w:rPr>
-              <w:t>}</w:t>
+              <w:t>${testing_framework_name}</w:t>
             </w:r>
           </w:p>
           <w:p>
@@ -3138,25 +2320,7 @@
                     <w:sz w:val="18"/>
                     <w:szCs w:val="18"/>
                   </w:rPr>
-                  <w:t>${</w:t>
-                </w:r>
-                <w:proofErr w:type="spellStart"/>
-                <w:r>
-                  <w:rPr>
-                    <w:rFonts w:ascii="Arial Unicode MS" w:eastAsia="Arial Unicode MS" w:hAnsi="Arial Unicode MS" w:cs="Arial Unicode MS"/>
-                    <w:sz w:val="18"/>
-                    <w:szCs w:val="18"/>
-                  </w:rPr>
-                  <w:t>cb_testing_manual_qa</w:t>
-                </w:r>
-                <w:proofErr w:type="spellEnd"/>
-                <w:r>
-                  <w:rPr>
-                    <w:rFonts w:ascii="Arial Unicode MS" w:eastAsia="Arial Unicode MS" w:hAnsi="Arial Unicode MS" w:cs="Arial Unicode MS"/>
-                    <w:sz w:val="18"/>
-                    <w:szCs w:val="18"/>
-                  </w:rPr>
-                  <w:t>}</w:t>
+                  <w:t>${cb_testing_manual_qa}</w:t>
                 </w:r>
               </w:sdtContent>
             </w:sdt>
@@ -3182,7 +2346,6 @@
       </w:tr>
       <w:tr>
         <w:trPr>
-          <w:gridAfter w:val="1"/>
           <w:trHeight w:val="1538"/>
         </w:trPr>
         <w:tc>
@@ -3208,7 +2371,6 @@
                 <w:sz w:val="18"/>
                 <w:szCs w:val="18"/>
               </w:rPr>
-              <w:lastRenderedPageBreak/>
               <w:t xml:space="preserve">TOPICS OF INTEREST </w:t>
             </w:r>
           </w:p>
@@ -3233,25 +2395,7 @@
                     <w:sz w:val="18"/>
                     <w:szCs w:val="18"/>
                   </w:rPr>
-                  <w:t>${</w:t>
-                </w:r>
-                <w:proofErr w:type="spellStart"/>
-                <w:r>
-                  <w:rPr>
-                    <w:rFonts w:ascii="Arial Unicode MS" w:eastAsia="Arial Unicode MS" w:hAnsi="Arial Unicode MS" w:cs="Arial Unicode MS"/>
-                    <w:sz w:val="18"/>
-                    <w:szCs w:val="18"/>
-                  </w:rPr>
-                  <w:t>cb_topic_software_eng</w:t>
-                </w:r>
-                <w:proofErr w:type="spellEnd"/>
-                <w:r>
-                  <w:rPr>
-                    <w:rFonts w:ascii="Arial Unicode MS" w:eastAsia="Arial Unicode MS" w:hAnsi="Arial Unicode MS" w:cs="Arial Unicode MS"/>
-                    <w:sz w:val="18"/>
-                    <w:szCs w:val="18"/>
-                  </w:rPr>
-                  <w:t>}</w:t>
+                  <w:t>${cb_topic_software_eng}</w:t>
                 </w:r>
               </w:sdtContent>
             </w:sdt>
@@ -3275,25 +2419,7 @@
                     <w:sz w:val="18"/>
                     <w:szCs w:val="18"/>
                   </w:rPr>
-                  <w:t>${</w:t>
-                </w:r>
-                <w:proofErr w:type="spellStart"/>
-                <w:r>
-                  <w:rPr>
-                    <w:rFonts w:ascii="Arial Unicode MS" w:eastAsia="Arial Unicode MS" w:hAnsi="Arial Unicode MS" w:cs="Arial Unicode MS"/>
-                    <w:sz w:val="18"/>
-                    <w:szCs w:val="18"/>
-                  </w:rPr>
-                  <w:t>cb_topic_qa_testing</w:t>
-                </w:r>
-                <w:proofErr w:type="spellEnd"/>
-                <w:r>
-                  <w:rPr>
-                    <w:rFonts w:ascii="Arial Unicode MS" w:eastAsia="Arial Unicode MS" w:hAnsi="Arial Unicode MS" w:cs="Arial Unicode MS"/>
-                    <w:sz w:val="18"/>
-                    <w:szCs w:val="18"/>
-                  </w:rPr>
-                  <w:t>}</w:t>
+                  <w:t>${cb_topic_qa_testing}</w:t>
                 </w:r>
               </w:sdtContent>
             </w:sdt>
@@ -3327,25 +2453,7 @@
                     <w:sz w:val="18"/>
                     <w:szCs w:val="18"/>
                   </w:rPr>
-                  <w:t>${</w:t>
-                </w:r>
-                <w:proofErr w:type="spellStart"/>
-                <w:r>
-                  <w:rPr>
-                    <w:rFonts w:ascii="Arial Unicode MS" w:eastAsia="Arial Unicode MS" w:hAnsi="Arial Unicode MS" w:cs="Arial Unicode MS"/>
-                    <w:sz w:val="18"/>
-                    <w:szCs w:val="18"/>
-                  </w:rPr>
-                  <w:t>cb_topic_infra_eng</w:t>
-                </w:r>
-                <w:proofErr w:type="spellEnd"/>
-                <w:r>
-                  <w:rPr>
-                    <w:rFonts w:ascii="Arial Unicode MS" w:eastAsia="Arial Unicode MS" w:hAnsi="Arial Unicode MS" w:cs="Arial Unicode MS"/>
-                    <w:sz w:val="18"/>
-                    <w:szCs w:val="18"/>
-                  </w:rPr>
-                  <w:t>}</w:t>
+                  <w:t>${cb_topic_infra_eng}</w:t>
                 </w:r>
               </w:sdtContent>
             </w:sdt>
@@ -3369,25 +2477,7 @@
                     <w:sz w:val="18"/>
                     <w:szCs w:val="18"/>
                   </w:rPr>
-                  <w:t>${</w:t>
-                </w:r>
-                <w:proofErr w:type="spellStart"/>
-                <w:r>
-                  <w:rPr>
-                    <w:rFonts w:ascii="Arial Unicode MS" w:eastAsia="Arial Unicode MS" w:hAnsi="Arial Unicode MS" w:cs="Arial Unicode MS"/>
-                    <w:sz w:val="18"/>
-                    <w:szCs w:val="18"/>
-                  </w:rPr>
-                  <w:t>cb_topic_cybersecurity</w:t>
-                </w:r>
-                <w:proofErr w:type="spellEnd"/>
-                <w:r>
-                  <w:rPr>
-                    <w:rFonts w:ascii="Arial Unicode MS" w:eastAsia="Arial Unicode MS" w:hAnsi="Arial Unicode MS" w:cs="Arial Unicode MS"/>
-                    <w:sz w:val="18"/>
-                    <w:szCs w:val="18"/>
-                  </w:rPr>
-                  <w:t>}</w:t>
+                  <w:t>${cb_topic_cybersecurity}</w:t>
                 </w:r>
               </w:sdtContent>
             </w:sdt>
@@ -3421,25 +2511,7 @@
                     <w:sz w:val="18"/>
                     <w:szCs w:val="18"/>
                   </w:rPr>
-                  <w:t>${</w:t>
-                </w:r>
-                <w:proofErr w:type="spellStart"/>
-                <w:r>
-                  <w:rPr>
-                    <w:rFonts w:ascii="Arial Unicode MS" w:eastAsia="Arial Unicode MS" w:hAnsi="Arial Unicode MS" w:cs="Arial Unicode MS"/>
-                    <w:sz w:val="18"/>
-                    <w:szCs w:val="18"/>
-                  </w:rPr>
-                  <w:t>cb_topic_ai_ml</w:t>
-                </w:r>
-                <w:proofErr w:type="spellEnd"/>
-                <w:r>
-                  <w:rPr>
-                    <w:rFonts w:ascii="Arial Unicode MS" w:eastAsia="Arial Unicode MS" w:hAnsi="Arial Unicode MS" w:cs="Arial Unicode MS"/>
-                    <w:sz w:val="18"/>
-                    <w:szCs w:val="18"/>
-                  </w:rPr>
-                  <w:t>}</w:t>
+                  <w:t>${cb_topic_ai_ml}</w:t>
                 </w:r>
               </w:sdtContent>
             </w:sdt>
@@ -3463,25 +2535,7 @@
                     <w:sz w:val="18"/>
                     <w:szCs w:val="18"/>
                   </w:rPr>
-                  <w:t>${</w:t>
-                </w:r>
-                <w:proofErr w:type="spellStart"/>
-                <w:r>
-                  <w:rPr>
-                    <w:rFonts w:ascii="Arial Unicode MS" w:eastAsia="Arial Unicode MS" w:hAnsi="Arial Unicode MS" w:cs="Arial Unicode MS"/>
-                    <w:sz w:val="18"/>
-                    <w:szCs w:val="18"/>
-                  </w:rPr>
-                  <w:t>cb_topic_ui_ux</w:t>
-                </w:r>
-                <w:proofErr w:type="spellEnd"/>
-                <w:r>
-                  <w:rPr>
-                    <w:rFonts w:ascii="Arial Unicode MS" w:eastAsia="Arial Unicode MS" w:hAnsi="Arial Unicode MS" w:cs="Arial Unicode MS"/>
-                    <w:sz w:val="18"/>
-                    <w:szCs w:val="18"/>
-                  </w:rPr>
-                  <w:t>}</w:t>
+                  <w:t>${cb_topic_ui_ux}</w:t>
                 </w:r>
               </w:sdtContent>
             </w:sdt>
@@ -3515,25 +2569,7 @@
                     <w:sz w:val="18"/>
                     <w:szCs w:val="18"/>
                   </w:rPr>
-                  <w:t>${</w:t>
-                </w:r>
-                <w:proofErr w:type="spellStart"/>
-                <w:r>
-                  <w:rPr>
-                    <w:rFonts w:ascii="Arial Unicode MS" w:eastAsia="Arial Unicode MS" w:hAnsi="Arial Unicode MS" w:cs="Arial Unicode MS"/>
-                    <w:sz w:val="18"/>
-                    <w:szCs w:val="18"/>
-                  </w:rPr>
-                  <w:t>cb_topic_product_design</w:t>
-                </w:r>
-                <w:proofErr w:type="spellEnd"/>
-                <w:r>
-                  <w:rPr>
-                    <w:rFonts w:ascii="Arial Unicode MS" w:eastAsia="Arial Unicode MS" w:hAnsi="Arial Unicode MS" w:cs="Arial Unicode MS"/>
-                    <w:sz w:val="18"/>
-                    <w:szCs w:val="18"/>
-                  </w:rPr>
-                  <w:t>}</w:t>
+                  <w:t>${cb_topic_product_design}</w:t>
                 </w:r>
               </w:sdtContent>
             </w:sdt>
@@ -3557,25 +2593,7 @@
                     <w:sz w:val="18"/>
                     <w:szCs w:val="18"/>
                   </w:rPr>
-                  <w:t>${</w:t>
-                </w:r>
-                <w:proofErr w:type="spellStart"/>
-                <w:r>
-                  <w:rPr>
-                    <w:rFonts w:ascii="Arial Unicode MS" w:eastAsia="Arial Unicode MS" w:hAnsi="Arial Unicode MS" w:cs="Arial Unicode MS"/>
-                    <w:sz w:val="18"/>
-                    <w:szCs w:val="18"/>
-                  </w:rPr>
-                  <w:t>cb_topic_it_pm</w:t>
-                </w:r>
-                <w:proofErr w:type="spellEnd"/>
-                <w:r>
-                  <w:rPr>
-                    <w:rFonts w:ascii="Arial Unicode MS" w:eastAsia="Arial Unicode MS" w:hAnsi="Arial Unicode MS" w:cs="Arial Unicode MS"/>
-                    <w:sz w:val="18"/>
-                    <w:szCs w:val="18"/>
-                  </w:rPr>
-                  <w:t>}</w:t>
+                  <w:t>${cb_topic_it_pm}</w:t>
                 </w:r>
               </w:sdtContent>
             </w:sdt>
@@ -3609,25 +2627,7 @@
                     <w:sz w:val="18"/>
                     <w:szCs w:val="18"/>
                   </w:rPr>
-                  <w:t>${</w:t>
-                </w:r>
-                <w:proofErr w:type="spellStart"/>
-                <w:r>
-                  <w:rPr>
-                    <w:rFonts w:ascii="Arial Unicode MS" w:eastAsia="Arial Unicode MS" w:hAnsi="Arial Unicode MS" w:cs="Arial Unicode MS"/>
-                    <w:sz w:val="18"/>
-                    <w:szCs w:val="18"/>
-                  </w:rPr>
-                  <w:t>cb_topic_database_mgmt</w:t>
-                </w:r>
-                <w:proofErr w:type="spellEnd"/>
-                <w:r>
-                  <w:rPr>
-                    <w:rFonts w:ascii="Arial Unicode MS" w:eastAsia="Arial Unicode MS" w:hAnsi="Arial Unicode MS" w:cs="Arial Unicode MS"/>
-                    <w:sz w:val="18"/>
-                    <w:szCs w:val="18"/>
-                  </w:rPr>
-                  <w:t>}</w:t>
+                  <w:t>${cb_topic_database_mgmt}</w:t>
                 </w:r>
               </w:sdtContent>
             </w:sdt>
@@ -3651,25 +2651,7 @@
                     <w:sz w:val="18"/>
                     <w:szCs w:val="18"/>
                   </w:rPr>
-                  <w:t>${</w:t>
-                </w:r>
-                <w:proofErr w:type="spellStart"/>
-                <w:r>
-                  <w:rPr>
-                    <w:rFonts w:ascii="Arial Unicode MS" w:eastAsia="Arial Unicode MS" w:hAnsi="Arial Unicode MS" w:cs="Arial Unicode MS"/>
-                    <w:sz w:val="18"/>
-                    <w:szCs w:val="18"/>
-                  </w:rPr>
-                  <w:t>cb_topic_operation_support</w:t>
-                </w:r>
-                <w:proofErr w:type="spellEnd"/>
-                <w:r>
-                  <w:rPr>
-                    <w:rFonts w:ascii="Arial Unicode MS" w:eastAsia="Arial Unicode MS" w:hAnsi="Arial Unicode MS" w:cs="Arial Unicode MS"/>
-                    <w:sz w:val="18"/>
-                    <w:szCs w:val="18"/>
-                  </w:rPr>
-                  <w:t>}</w:t>
+                  <w:t>${cb_topic_operation_support}</w:t>
                 </w:r>
               </w:sdtContent>
             </w:sdt>
@@ -3703,7 +2685,7 @@
         </w:tc>
         <w:tc>
           <w:tcPr>
-            <w:tcW w:w="2790" w:type="dxa"/>
+            <w:tcW w:w="2298" w:type="dxa"/>
           </w:tcPr>
           <w:p>
             <w:pPr>
@@ -3748,25 +2730,7 @@
                     <w:sz w:val="18"/>
                     <w:szCs w:val="18"/>
                   </w:rPr>
-                  <w:t>${</w:t>
-                </w:r>
-                <w:proofErr w:type="spellStart"/>
-                <w:r>
-                  <w:rPr>
-                    <w:rFonts w:ascii="Arial Unicode MS" w:eastAsia="Arial Unicode MS" w:hAnsi="Arial Unicode MS" w:cs="Arial Unicode MS"/>
-                    <w:sz w:val="18"/>
-                    <w:szCs w:val="18"/>
-                  </w:rPr>
-                  <w:t>cb_mode_face_to_face</w:t>
-                </w:r>
-                <w:proofErr w:type="spellEnd"/>
-                <w:r>
-                  <w:rPr>
-                    <w:rFonts w:ascii="Arial Unicode MS" w:eastAsia="Arial Unicode MS" w:hAnsi="Arial Unicode MS" w:cs="Arial Unicode MS"/>
-                    <w:sz w:val="18"/>
-                    <w:szCs w:val="18"/>
-                  </w:rPr>
-                  <w:t>}</w:t>
+                  <w:t>${cb_mode_face_to_face}</w:t>
                 </w:r>
               </w:sdtContent>
             </w:sdt>
@@ -3801,25 +2765,7 @@
                     <w:sz w:val="18"/>
                     <w:szCs w:val="18"/>
                   </w:rPr>
-                  <w:t>${</w:t>
-                </w:r>
-                <w:proofErr w:type="spellStart"/>
-                <w:r>
-                  <w:rPr>
-                    <w:rFonts w:ascii="Arial Unicode MS" w:eastAsia="Arial Unicode MS" w:hAnsi="Arial Unicode MS" w:cs="Arial Unicode MS"/>
-                    <w:sz w:val="18"/>
-                    <w:szCs w:val="18"/>
-                  </w:rPr>
-                  <w:t>cb_mode_online</w:t>
-                </w:r>
-                <w:proofErr w:type="spellEnd"/>
-                <w:r>
-                  <w:rPr>
-                    <w:rFonts w:ascii="Arial Unicode MS" w:eastAsia="Arial Unicode MS" w:hAnsi="Arial Unicode MS" w:cs="Arial Unicode MS"/>
-                    <w:sz w:val="18"/>
-                    <w:szCs w:val="18"/>
-                  </w:rPr>
-                  <w:t>}</w:t>
+                  <w:t>${cb_mode_online}</w:t>
                 </w:r>
               </w:sdtContent>
             </w:sdt>
@@ -3854,25 +2800,7 @@
                     <w:sz w:val="18"/>
                     <w:szCs w:val="18"/>
                   </w:rPr>
-                  <w:t>${</w:t>
-                </w:r>
-                <w:proofErr w:type="spellStart"/>
-                <w:r>
-                  <w:rPr>
-                    <w:rFonts w:ascii="Arial Unicode MS" w:eastAsia="Arial Unicode MS" w:hAnsi="Arial Unicode MS" w:cs="Arial Unicode MS"/>
-                    <w:sz w:val="18"/>
-                    <w:szCs w:val="18"/>
-                  </w:rPr>
-                  <w:t>cb_mode_hybrid</w:t>
-                </w:r>
-                <w:proofErr w:type="spellEnd"/>
-                <w:r>
-                  <w:rPr>
-                    <w:rFonts w:ascii="Arial Unicode MS" w:eastAsia="Arial Unicode MS" w:hAnsi="Arial Unicode MS" w:cs="Arial Unicode MS"/>
-                    <w:sz w:val="18"/>
-                    <w:szCs w:val="18"/>
-                  </w:rPr>
-                  <w:t>}</w:t>
+                  <w:t>${cb_mode_hybrid}</w:t>
                 </w:r>
               </w:sdtContent>
             </w:sdt>
@@ -3908,25 +2836,7 @@
                     <w:sz w:val="18"/>
                     <w:szCs w:val="18"/>
                   </w:rPr>
-                  <w:t>${</w:t>
-                </w:r>
-                <w:proofErr w:type="spellStart"/>
-                <w:r>
-                  <w:rPr>
-                    <w:rFonts w:ascii="Arial Unicode MS" w:eastAsia="Arial Unicode MS" w:hAnsi="Arial Unicode MS" w:cs="Arial Unicode MS"/>
-                    <w:sz w:val="18"/>
-                    <w:szCs w:val="18"/>
-                  </w:rPr>
-                  <w:t>cb_mode_other</w:t>
-                </w:r>
-                <w:proofErr w:type="spellEnd"/>
-                <w:r>
-                  <w:rPr>
-                    <w:rFonts w:ascii="Arial Unicode MS" w:eastAsia="Arial Unicode MS" w:hAnsi="Arial Unicode MS" w:cs="Arial Unicode MS"/>
-                    <w:sz w:val="18"/>
-                    <w:szCs w:val="18"/>
-                  </w:rPr>
-                  <w:t>}</w:t>
+                  <w:t>${cb_mode_other}</w:t>
                 </w:r>
               </w:sdtContent>
             </w:sdt>
@@ -3936,37 +2846,14 @@
                 <w:sz w:val="18"/>
                 <w:szCs w:val="18"/>
               </w:rPr>
-              <w:t xml:space="preserve"> Other: ${</w:t>
-            </w:r>
-            <w:proofErr w:type="spellStart"/>
-            <w:r>
-              <w:rPr>
-                <w:rFonts w:ascii="Times New Roman" w:eastAsia="Times New Roman" w:hAnsi="Times New Roman" w:cs="Times New Roman"/>
-                <w:sz w:val="18"/>
-                <w:szCs w:val="18"/>
-              </w:rPr>
-              <w:t>mode_other_text</w:t>
-            </w:r>
-            <w:proofErr w:type="spellEnd"/>
-            <w:r>
-              <w:rPr>
-                <w:rFonts w:ascii="Times New Roman" w:eastAsia="Times New Roman" w:hAnsi="Times New Roman" w:cs="Times New Roman"/>
-                <w:sz w:val="18"/>
-                <w:szCs w:val="18"/>
-              </w:rPr>
-              <w:t>}</w:t>
+              <w:t xml:space="preserve"> Other: ${mode_other_text}</w:t>
             </w:r>
           </w:p>
         </w:tc>
       </w:tr>
     </w:tbl>
-    <w:bookmarkStart w:id="0" w:name="_heading=h.avnvr8hcye8e" w:colFirst="0" w:colLast="0"/>
-    <w:bookmarkEnd w:id="0"/>
     <w:p>
       <w:pPr>
-        <w:keepNext/>
-        <w:pageBreakBefore/>
-        <w:spacing w:after="120"/>
         <w:rPr>
           <w:b/>
           <w:bCs/>
@@ -3976,20 +2863,19 @@
         <w:rPr>
           <w:noProof/>
         </w:rPr>
-        <w:lastRenderedPageBreak/>
         <mc:AlternateContent>
-          <mc:Choice Requires="wpg">
+          <mc:Choice Requires="wps">
             <w:drawing>
-              <wp:anchor distT="0" distB="0" distL="114300" distR="114300" simplePos="0" relativeHeight="251661312" behindDoc="0" locked="0" layoutInCell="1" hidden="0" allowOverlap="1" wp14:anchorId="54AA26DE" wp14:editId="1EA203F1">
+              <wp:anchor distT="0" distB="0" distL="114300" distR="114300" simplePos="0" relativeHeight="251661312" behindDoc="0" locked="0" layoutInCell="1" hidden="0" allowOverlap="1" wp14:anchorId="54AA26DE" wp14:editId="0E9BE3CA">
                 <wp:simplePos x="0" y="0"/>
                 <wp:positionH relativeFrom="column">
-                  <wp:posOffset>-199347</wp:posOffset>
+                  <wp:posOffset>-228600</wp:posOffset>
                 </wp:positionH>
                 <wp:positionV relativeFrom="paragraph">
-                  <wp:posOffset>73343</wp:posOffset>
+                  <wp:posOffset>128905</wp:posOffset>
                 </wp:positionV>
-                <wp:extent cx="6613525" cy="282575"/>
-                <wp:effectExtent l="0" t="0" r="0" b="0"/>
+                <wp:extent cx="6562725" cy="323850"/>
+                <wp:effectExtent l="0" t="0" r="28575" b="19050"/>
                 <wp:wrapNone/>
                 <wp:docPr id="1747821397" name="Rectangle 1747821397"/>
                 <wp:cNvGraphicFramePr/>
@@ -3999,14 +2885,14 @@
                       <wps:cNvSpPr/>
                       <wps:spPr>
                         <a:xfrm>
-                          <a:off x="2044000" y="3643475"/>
-                          <a:ext cx="6604000" cy="273050"/>
+                          <a:off x="0" y="0"/>
+                          <a:ext cx="6562725" cy="323850"/>
                         </a:xfrm>
                         <a:prstGeom prst="rect">
                           <a:avLst/>
                         </a:prstGeom>
                         <a:blipFill rotWithShape="1">
-                          <a:blip r:embed="rId8">
+                          <a:blip r:embed="rId7">
                             <a:alphaModFix/>
                           </a:blip>
                           <a:stretch>
@@ -4052,50 +2938,45 @@
                     </wps:wsp>
                   </a:graphicData>
                 </a:graphic>
+                <wp14:sizeRelH relativeFrom="margin">
+                  <wp14:pctWidth>0</wp14:pctWidth>
+                </wp14:sizeRelH>
+                <wp14:sizeRelV relativeFrom="margin">
+                  <wp14:pctHeight>0</wp14:pctHeight>
+                </wp14:sizeRelV>
               </wp:anchor>
             </w:drawing>
           </mc:Choice>
-          <mc:Fallback xmlns:cr="http://schemas.microsoft.com/office/comments/2020/reactions" xmlns="http://schemas.microsoft.com/office/tasks/2019/documenttasks" xmlns:dgm="http://schemas.openxmlformats.org/drawingml/2006/diagram" xmlns:lc="http://schemas.openxmlformats.org/drawingml/2006/lockedCanvas" xmlns:c="http://schemas.openxmlformats.org/drawingml/2006/chart" xmlns:pic="http://schemas.openxmlformats.org/drawingml/2006/picture" xmlns:a="http://schemas.openxmlformats.org/drawingml/2006/main" xmlns:sl="http://schemas.openxmlformats.org/schemaLibrary/2006/main">
-            <w:drawing>
-              <wp:anchor allowOverlap="1" behindDoc="0" distB="0" distT="0" distL="114300" distR="114300" hidden="0" layoutInCell="1" locked="0" relativeHeight="0" simplePos="0">
-                <wp:simplePos x="0" y="0"/>
-                <wp:positionH relativeFrom="column">
-                  <wp:posOffset>-199347</wp:posOffset>
-                </wp:positionH>
-                <wp:positionV relativeFrom="paragraph">
-                  <wp:posOffset>73343</wp:posOffset>
-                </wp:positionV>
-                <wp:extent cx="6613525" cy="282575"/>
-                <wp:effectExtent b="0" l="0" r="0" t="0"/>
-                <wp:wrapNone/>
-                <wp:docPr id="1747821397" name="image5.png"/>
-                <a:graphic>
-                  <a:graphicData uri="http://schemas.openxmlformats.org/drawingml/2006/picture">
-                    <pic:pic>
-                      <pic:nvPicPr>
-                        <pic:cNvPr id="0" name="image5.png"/>
-                        <pic:cNvPicPr preferRelativeResize="0"/>
-                      </pic:nvPicPr>
-                      <pic:blipFill>
-                        <a:blip r:embed="rId7"/>
-                        <a:srcRect/>
-                        <a:stretch>
-                          <a:fillRect/>
-                        </a:stretch>
-                      </pic:blipFill>
-                      <pic:spPr>
-                        <a:xfrm>
-                          <a:off x="0" y="0"/>
-                          <a:ext cx="6613525" cy="282575"/>
-                        </a:xfrm>
-                        <a:prstGeom prst="rect"/>
-                        <a:ln/>
-                      </pic:spPr>
-                    </pic:pic>
-                  </a:graphicData>
-                </a:graphic>
-              </wp:anchor>
-            </w:drawing>
+          <mc:Fallback>
+            <w:pict>
+              <v:rect w14:anchorId="54AA26DE" id="Rectangle 1747821397" o:spid="_x0000_s1028" style="position:absolute;margin-left:-18pt;margin-top:10.15pt;width:516.75pt;height:25.5pt;z-index:251661312;visibility:visible;mso-wrap-style:square;mso-width-percent:0;mso-height-percent:0;mso-wrap-distance-left:9pt;mso-wrap-distance-top:0;mso-wrap-distance-right:9pt;mso-wrap-distance-bottom:0;mso-position-horizontal:absolute;mso-position-horizontal-relative:text;mso-position-vertical:absolute;mso-position-vertical-relative:text;mso-width-percent:0;mso-height-percent:0;mso-width-relative:margin;mso-height-relative:margin;v-text-anchor:top" o:gfxdata="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">
+                <v:fill r:id="rId8" o:title="" recolor="t" rotate="t" type="frame"/>
+                <v:stroke startarrowwidth="narrow" startarrowlength="short" endarrowwidth="narrow" endarrowlength="short" joinstyle="round"/>
+                <v:textbox inset="2.53958mm,1.2694mm,2.53958mm,1.2694mm">
+                  <w:txbxContent>
+                    <w:p>
+                      <w:pPr>
+                        <w:spacing w:line="258" w:lineRule="auto"/>
+                        <w:textDirection w:val="btLr"/>
+                      </w:pPr>
+                      <w:r>
+                        <w:rPr>
+                          <w:b/>
+                          <w:color w:val="FFFFFF"/>
+                        </w:rPr>
+                        <w:t>SECTION 2: TECHNOLOGY READINESS LEVEL (TRL)</w:t>
+                      </w:r>
+                    </w:p>
+                    <w:p>
+                      <w:pPr>
+                        <w:spacing w:line="258" w:lineRule="auto"/>
+                        <w:textDirection w:val="btLr"/>
+                      </w:pPr>
+                    </w:p>
+                  </w:txbxContent>
+                </v:textbox>
+              </v:rect>
+            </w:pict>
           </mc:Fallback>
         </mc:AlternateContent>
       </w:r>
@@ -4110,8 +2991,7 @@
     </w:p>
     <w:tbl>
       <w:tblPr>
-        <w:tblStyle w:val="a1"/>
-        <w:tblW w:w="9350" w:type="dxa"/>
+        <w:tblW w:w="9493" w:type="dxa"/>
         <w:tblBorders>
           <w:top w:val="single" w:sz="4" w:space="0" w:color="000000"/>
           <w:left w:val="single" w:sz="4" w:space="0" w:color="000000"/>
@@ -4125,16 +3005,17 @@
       </w:tblPr>
       <w:tblGrid>
         <w:gridCol w:w="715"/>
-        <w:gridCol w:w="8635"/>
+        <w:gridCol w:w="8778"/>
       </w:tblGrid>
       <w:tr>
         <w:tc>
           <w:tcPr>
-            <w:tcW w:w="9350" w:type="dxa"/>
+            <w:tcW w:w="9493" w:type="dxa"/>
             <w:gridSpan w:val="2"/>
           </w:tcPr>
           <w:p>
             <w:pPr>
+              <w:spacing w:after="0" w:line="276" w:lineRule="auto"/>
               <w:rPr>
                 <w:rFonts w:ascii="Times New Roman" w:eastAsia="Times New Roman" w:hAnsi="Times New Roman" w:cs="Times New Roman"/>
                 <w:b/>
@@ -4163,6 +3044,7 @@
           </w:tcPr>
           <w:p>
             <w:pPr>
+              <w:spacing w:after="0" w:line="276" w:lineRule="auto"/>
               <w:jc w:val="center"/>
               <w:rPr>
                 <w:rFonts w:ascii="Times New Roman" w:eastAsia="Times New Roman" w:hAnsi="Times New Roman" w:cs="Times New Roman"/>
@@ -4177,10 +3059,11 @@
         </w:tc>
         <w:tc>
           <w:tcPr>
-            <w:tcW w:w="8635" w:type="dxa"/>
-          </w:tcPr>
-          <w:p>
-            <w:pPr>
+            <w:tcW w:w="8778" w:type="dxa"/>
+          </w:tcPr>
+          <w:p>
+            <w:pPr>
+              <w:spacing w:after="0" w:line="276" w:lineRule="auto"/>
               <w:rPr>
                 <w:rFonts w:ascii="Times New Roman" w:eastAsia="Times New Roman" w:hAnsi="Times New Roman" w:cs="Times New Roman"/>
                 <w:sz w:val="20"/>
@@ -4205,6 +3088,7 @@
           </w:tcPr>
           <w:p>
             <w:pPr>
+              <w:spacing w:after="0" w:line="276" w:lineRule="auto"/>
               <w:jc w:val="center"/>
               <w:rPr>
                 <w:rFonts w:ascii="Times New Roman" w:eastAsia="Times New Roman" w:hAnsi="Times New Roman" w:cs="Times New Roman"/>
@@ -4219,10 +3103,11 @@
         </w:tc>
         <w:tc>
           <w:tcPr>
-            <w:tcW w:w="8635" w:type="dxa"/>
-          </w:tcPr>
-          <w:p>
-            <w:pPr>
+            <w:tcW w:w="8778" w:type="dxa"/>
+          </w:tcPr>
+          <w:p>
+            <w:pPr>
+              <w:spacing w:after="0" w:line="276" w:lineRule="auto"/>
               <w:rPr>
                 <w:rFonts w:ascii="Times New Roman" w:eastAsia="Times New Roman" w:hAnsi="Times New Roman" w:cs="Times New Roman"/>
                 <w:sz w:val="20"/>
@@ -4247,6 +3132,7 @@
           </w:tcPr>
           <w:p>
             <w:pPr>
+              <w:spacing w:after="0" w:line="276" w:lineRule="auto"/>
               <w:jc w:val="center"/>
               <w:rPr>
                 <w:rFonts w:ascii="Times New Roman" w:eastAsia="Times New Roman" w:hAnsi="Times New Roman" w:cs="Times New Roman"/>
@@ -4261,10 +3147,11 @@
         </w:tc>
         <w:tc>
           <w:tcPr>
-            <w:tcW w:w="8635" w:type="dxa"/>
-          </w:tcPr>
-          <w:p>
-            <w:pPr>
+            <w:tcW w:w="8778" w:type="dxa"/>
+          </w:tcPr>
+          <w:p>
+            <w:pPr>
+              <w:spacing w:after="0" w:line="276" w:lineRule="auto"/>
               <w:rPr>
                 <w:rFonts w:ascii="Times New Roman" w:eastAsia="Times New Roman" w:hAnsi="Times New Roman" w:cs="Times New Roman"/>
                 <w:sz w:val="20"/>
@@ -4285,11 +3172,12 @@
       <w:tr>
         <w:tc>
           <w:tcPr>
-            <w:tcW w:w="9350" w:type="dxa"/>
+            <w:tcW w:w="9493" w:type="dxa"/>
             <w:gridSpan w:val="2"/>
           </w:tcPr>
           <w:p>
             <w:pPr>
+              <w:spacing w:after="0" w:line="276" w:lineRule="auto"/>
               <w:rPr>
                 <w:rFonts w:ascii="Times New Roman" w:eastAsia="Times New Roman" w:hAnsi="Times New Roman" w:cs="Times New Roman"/>
                 <w:sz w:val="20"/>
@@ -4316,6 +3204,7 @@
           </w:tcPr>
           <w:p>
             <w:pPr>
+              <w:spacing w:after="0" w:line="276" w:lineRule="auto"/>
               <w:jc w:val="center"/>
               <w:rPr>
                 <w:rFonts w:ascii="Times New Roman" w:eastAsia="Times New Roman" w:hAnsi="Times New Roman" w:cs="Times New Roman"/>
@@ -4330,10 +3219,11 @@
         </w:tc>
         <w:tc>
           <w:tcPr>
-            <w:tcW w:w="8635" w:type="dxa"/>
-          </w:tcPr>
-          <w:p>
-            <w:pPr>
+            <w:tcW w:w="8778" w:type="dxa"/>
+          </w:tcPr>
+          <w:p>
+            <w:pPr>
+              <w:spacing w:after="0" w:line="276" w:lineRule="auto"/>
               <w:rPr>
                 <w:rFonts w:ascii="Times New Roman" w:eastAsia="Times New Roman" w:hAnsi="Times New Roman" w:cs="Times New Roman"/>
                 <w:sz w:val="20"/>
@@ -4358,6 +3248,7 @@
           </w:tcPr>
           <w:p>
             <w:pPr>
+              <w:spacing w:after="0" w:line="276" w:lineRule="auto"/>
               <w:jc w:val="center"/>
               <w:rPr>
                 <w:rFonts w:ascii="Times New Roman" w:eastAsia="Times New Roman" w:hAnsi="Times New Roman" w:cs="Times New Roman"/>
@@ -4372,10 +3263,11 @@
         </w:tc>
         <w:tc>
           <w:tcPr>
-            <w:tcW w:w="8635" w:type="dxa"/>
-          </w:tcPr>
-          <w:p>
-            <w:pPr>
+            <w:tcW w:w="8778" w:type="dxa"/>
+          </w:tcPr>
+          <w:p>
+            <w:pPr>
+              <w:spacing w:after="0" w:line="276" w:lineRule="auto"/>
               <w:rPr>
                 <w:rFonts w:ascii="Times New Roman" w:eastAsia="Times New Roman" w:hAnsi="Times New Roman" w:cs="Times New Roman"/>
                 <w:sz w:val="20"/>
@@ -4400,6 +3292,7 @@
           </w:tcPr>
           <w:p>
             <w:pPr>
+              <w:spacing w:after="0" w:line="276" w:lineRule="auto"/>
               <w:jc w:val="center"/>
               <w:rPr>
                 <w:rFonts w:ascii="Times New Roman" w:eastAsia="Times New Roman" w:hAnsi="Times New Roman" w:cs="Times New Roman"/>
@@ -4414,10 +3307,11 @@
         </w:tc>
         <w:tc>
           <w:tcPr>
-            <w:tcW w:w="8635" w:type="dxa"/>
-          </w:tcPr>
-          <w:p>
-            <w:pPr>
+            <w:tcW w:w="8778" w:type="dxa"/>
+          </w:tcPr>
+          <w:p>
+            <w:pPr>
+              <w:spacing w:after="0" w:line="276" w:lineRule="auto"/>
               <w:rPr>
                 <w:rFonts w:ascii="Times New Roman" w:eastAsia="Times New Roman" w:hAnsi="Times New Roman" w:cs="Times New Roman"/>
                 <w:sz w:val="20"/>
@@ -4438,11 +3332,12 @@
       <w:tr>
         <w:tc>
           <w:tcPr>
-            <w:tcW w:w="9350" w:type="dxa"/>
+            <w:tcW w:w="9493" w:type="dxa"/>
             <w:gridSpan w:val="2"/>
           </w:tcPr>
           <w:p>
             <w:pPr>
+              <w:spacing w:after="0" w:line="276" w:lineRule="auto"/>
               <w:rPr>
                 <w:rFonts w:ascii="Times New Roman" w:eastAsia="Times New Roman" w:hAnsi="Times New Roman" w:cs="Times New Roman"/>
                 <w:b/>
@@ -4471,6 +3366,7 @@
           </w:tcPr>
           <w:p>
             <w:pPr>
+              <w:spacing w:after="0" w:line="276" w:lineRule="auto"/>
               <w:jc w:val="center"/>
               <w:rPr>
                 <w:rFonts w:ascii="Times New Roman" w:eastAsia="Times New Roman" w:hAnsi="Times New Roman" w:cs="Times New Roman"/>
@@ -4485,10 +3381,11 @@
         </w:tc>
         <w:tc>
           <w:tcPr>
-            <w:tcW w:w="8635" w:type="dxa"/>
-          </w:tcPr>
-          <w:p>
-            <w:pPr>
+            <w:tcW w:w="8778" w:type="dxa"/>
+          </w:tcPr>
+          <w:p>
+            <w:pPr>
+              <w:spacing w:after="0" w:line="276" w:lineRule="auto"/>
               <w:rPr>
                 <w:rFonts w:ascii="Times New Roman" w:eastAsia="Times New Roman" w:hAnsi="Times New Roman" w:cs="Times New Roman"/>
                 <w:sz w:val="20"/>
@@ -4513,6 +3410,7 @@
           </w:tcPr>
           <w:p>
             <w:pPr>
+              <w:spacing w:after="0" w:line="276" w:lineRule="auto"/>
               <w:jc w:val="center"/>
               <w:rPr>
                 <w:rFonts w:ascii="Times New Roman" w:eastAsia="Times New Roman" w:hAnsi="Times New Roman" w:cs="Times New Roman"/>
@@ -4527,10 +3425,11 @@
         </w:tc>
         <w:tc>
           <w:tcPr>
-            <w:tcW w:w="8635" w:type="dxa"/>
-          </w:tcPr>
-          <w:p>
-            <w:pPr>
+            <w:tcW w:w="8778" w:type="dxa"/>
+          </w:tcPr>
+          <w:p>
+            <w:pPr>
+              <w:spacing w:after="0" w:line="276" w:lineRule="auto"/>
               <w:rPr>
                 <w:rFonts w:ascii="Times New Roman" w:eastAsia="Times New Roman" w:hAnsi="Times New Roman" w:cs="Times New Roman"/>
                 <w:sz w:val="20"/>
@@ -4555,6 +3454,7 @@
           </w:tcPr>
           <w:p>
             <w:pPr>
+              <w:spacing w:after="0" w:line="276" w:lineRule="auto"/>
               <w:jc w:val="center"/>
               <w:rPr>
                 <w:rFonts w:ascii="Times New Roman" w:eastAsia="Times New Roman" w:hAnsi="Times New Roman" w:cs="Times New Roman"/>
@@ -4563,16 +3463,18 @@
               </w:rPr>
             </w:pPr>
             <w:r>
+              <w:lastRenderedPageBreak/>
               <w:t>${trl_3_2}</w:t>
             </w:r>
           </w:p>
         </w:tc>
         <w:tc>
           <w:tcPr>
-            <w:tcW w:w="8635" w:type="dxa"/>
-          </w:tcPr>
-          <w:p>
-            <w:pPr>
+            <w:tcW w:w="8778" w:type="dxa"/>
+          </w:tcPr>
+          <w:p>
+            <w:pPr>
+              <w:spacing w:after="0" w:line="276" w:lineRule="auto"/>
               <w:rPr>
                 <w:rFonts w:ascii="Times New Roman" w:eastAsia="Times New Roman" w:hAnsi="Times New Roman" w:cs="Times New Roman"/>
                 <w:sz w:val="20"/>
@@ -4593,11 +3495,12 @@
       <w:tr>
         <w:tc>
           <w:tcPr>
-            <w:tcW w:w="9350" w:type="dxa"/>
+            <w:tcW w:w="9493" w:type="dxa"/>
             <w:gridSpan w:val="2"/>
           </w:tcPr>
           <w:p>
             <w:pPr>
+              <w:spacing w:after="0" w:line="276" w:lineRule="auto"/>
               <w:rPr>
                 <w:rFonts w:ascii="Times New Roman" w:eastAsia="Times New Roman" w:hAnsi="Times New Roman" w:cs="Times New Roman"/>
                 <w:sz w:val="20"/>
@@ -4624,6 +3527,7 @@
           </w:tcPr>
           <w:p>
             <w:pPr>
+              <w:spacing w:after="0" w:line="276" w:lineRule="auto"/>
               <w:jc w:val="center"/>
               <w:rPr>
                 <w:rFonts w:ascii="Times New Roman" w:eastAsia="Times New Roman" w:hAnsi="Times New Roman" w:cs="Times New Roman"/>
@@ -4638,10 +3542,11 @@
         </w:tc>
         <w:tc>
           <w:tcPr>
-            <w:tcW w:w="8635" w:type="dxa"/>
-          </w:tcPr>
-          <w:p>
-            <w:pPr>
+            <w:tcW w:w="8778" w:type="dxa"/>
+          </w:tcPr>
+          <w:p>
+            <w:pPr>
+              <w:spacing w:after="0" w:line="276" w:lineRule="auto"/>
               <w:rPr>
                 <w:rFonts w:ascii="Times New Roman" w:eastAsia="Times New Roman" w:hAnsi="Times New Roman" w:cs="Times New Roman"/>
                 <w:sz w:val="20"/>
@@ -4666,6 +3571,7 @@
           </w:tcPr>
           <w:p>
             <w:pPr>
+              <w:spacing w:after="0" w:line="276" w:lineRule="auto"/>
               <w:jc w:val="center"/>
               <w:rPr>
                 <w:rFonts w:ascii="Times New Roman" w:eastAsia="Times New Roman" w:hAnsi="Times New Roman" w:cs="Times New Roman"/>
@@ -4680,10 +3586,11 @@
         </w:tc>
         <w:tc>
           <w:tcPr>
-            <w:tcW w:w="8635" w:type="dxa"/>
-          </w:tcPr>
-          <w:p>
-            <w:pPr>
+            <w:tcW w:w="8778" w:type="dxa"/>
+          </w:tcPr>
+          <w:p>
+            <w:pPr>
+              <w:spacing w:after="0" w:line="276" w:lineRule="auto"/>
               <w:rPr>
                 <w:rFonts w:ascii="Times New Roman" w:eastAsia="Times New Roman" w:hAnsi="Times New Roman" w:cs="Times New Roman"/>
                 <w:sz w:val="20"/>
@@ -4708,6 +3615,7 @@
           </w:tcPr>
           <w:p>
             <w:pPr>
+              <w:spacing w:after="0" w:line="276" w:lineRule="auto"/>
               <w:jc w:val="center"/>
               <w:rPr>
                 <w:rFonts w:ascii="Times New Roman" w:eastAsia="Times New Roman" w:hAnsi="Times New Roman" w:cs="Times New Roman"/>
@@ -4722,10 +3630,11 @@
         </w:tc>
         <w:tc>
           <w:tcPr>
-            <w:tcW w:w="8635" w:type="dxa"/>
-          </w:tcPr>
-          <w:p>
-            <w:pPr>
+            <w:tcW w:w="8778" w:type="dxa"/>
+          </w:tcPr>
+          <w:p>
+            <w:pPr>
+              <w:spacing w:after="0" w:line="276" w:lineRule="auto"/>
               <w:rPr>
                 <w:rFonts w:ascii="Times New Roman" w:eastAsia="Times New Roman" w:hAnsi="Times New Roman" w:cs="Times New Roman"/>
                 <w:sz w:val="20"/>
@@ -4746,11 +3655,12 @@
       <w:tr>
         <w:tc>
           <w:tcPr>
-            <w:tcW w:w="9350" w:type="dxa"/>
+            <w:tcW w:w="9493" w:type="dxa"/>
             <w:gridSpan w:val="2"/>
           </w:tcPr>
           <w:p>
             <w:pPr>
+              <w:spacing w:after="0" w:line="276" w:lineRule="auto"/>
               <w:rPr>
                 <w:rFonts w:ascii="Times New Roman" w:eastAsia="Times New Roman" w:hAnsi="Times New Roman" w:cs="Times New Roman"/>
                 <w:b/>
@@ -4779,6 +3689,7 @@
           </w:tcPr>
           <w:p>
             <w:pPr>
+              <w:spacing w:after="0" w:line="276" w:lineRule="auto"/>
               <w:jc w:val="center"/>
               <w:rPr>
                 <w:rFonts w:ascii="Times New Roman" w:eastAsia="Times New Roman" w:hAnsi="Times New Roman" w:cs="Times New Roman"/>
@@ -4793,10 +3704,11 @@
         </w:tc>
         <w:tc>
           <w:tcPr>
-            <w:tcW w:w="8635" w:type="dxa"/>
-          </w:tcPr>
-          <w:p>
-            <w:pPr>
+            <w:tcW w:w="8778" w:type="dxa"/>
+          </w:tcPr>
+          <w:p>
+            <w:pPr>
+              <w:spacing w:after="0" w:line="276" w:lineRule="auto"/>
               <w:rPr>
                 <w:rFonts w:ascii="Times New Roman" w:eastAsia="Times New Roman" w:hAnsi="Times New Roman" w:cs="Times New Roman"/>
                 <w:sz w:val="20"/>
@@ -4821,6 +3733,7 @@
           </w:tcPr>
           <w:p>
             <w:pPr>
+              <w:spacing w:after="0" w:line="276" w:lineRule="auto"/>
               <w:jc w:val="center"/>
               <w:rPr>
                 <w:rFonts w:ascii="Times New Roman" w:eastAsia="Times New Roman" w:hAnsi="Times New Roman" w:cs="Times New Roman"/>
@@ -4835,10 +3748,11 @@
         </w:tc>
         <w:tc>
           <w:tcPr>
-            <w:tcW w:w="8635" w:type="dxa"/>
-          </w:tcPr>
-          <w:p>
-            <w:pPr>
+            <w:tcW w:w="8778" w:type="dxa"/>
+          </w:tcPr>
+          <w:p>
+            <w:pPr>
+              <w:spacing w:after="0" w:line="276" w:lineRule="auto"/>
               <w:rPr>
                 <w:rFonts w:ascii="Times New Roman" w:eastAsia="Times New Roman" w:hAnsi="Times New Roman" w:cs="Times New Roman"/>
                 <w:sz w:val="20"/>
@@ -4863,6 +3777,7 @@
           </w:tcPr>
           <w:p>
             <w:pPr>
+              <w:spacing w:after="0" w:line="276" w:lineRule="auto"/>
               <w:jc w:val="center"/>
               <w:rPr>
                 <w:rFonts w:ascii="Times New Roman" w:eastAsia="Times New Roman" w:hAnsi="Times New Roman" w:cs="Times New Roman"/>
@@ -4877,10 +3792,11 @@
         </w:tc>
         <w:tc>
           <w:tcPr>
-            <w:tcW w:w="8635" w:type="dxa"/>
-          </w:tcPr>
-          <w:p>
-            <w:pPr>
+            <w:tcW w:w="8778" w:type="dxa"/>
+          </w:tcPr>
+          <w:p>
+            <w:pPr>
+              <w:spacing w:after="0" w:line="276" w:lineRule="auto"/>
               <w:rPr>
                 <w:rFonts w:ascii="Times New Roman" w:eastAsia="Times New Roman" w:hAnsi="Times New Roman" w:cs="Times New Roman"/>
                 <w:sz w:val="20"/>
@@ -4901,11 +3817,12 @@
       <w:tr>
         <w:tc>
           <w:tcPr>
-            <w:tcW w:w="9350" w:type="dxa"/>
+            <w:tcW w:w="9493" w:type="dxa"/>
             <w:gridSpan w:val="2"/>
           </w:tcPr>
           <w:p>
             <w:pPr>
+              <w:spacing w:after="0" w:line="276" w:lineRule="auto"/>
               <w:rPr>
                 <w:rFonts w:ascii="Times New Roman" w:eastAsia="Times New Roman" w:hAnsi="Times New Roman" w:cs="Times New Roman"/>
                 <w:b/>
@@ -4934,6 +3851,7 @@
           </w:tcPr>
           <w:p>
             <w:pPr>
+              <w:spacing w:after="0" w:line="276" w:lineRule="auto"/>
               <w:jc w:val="center"/>
               <w:rPr>
                 <w:rFonts w:ascii="Times New Roman" w:eastAsia="Times New Roman" w:hAnsi="Times New Roman" w:cs="Times New Roman"/>
@@ -4948,10 +3866,11 @@
         </w:tc>
         <w:tc>
           <w:tcPr>
-            <w:tcW w:w="8635" w:type="dxa"/>
-          </w:tcPr>
-          <w:p>
-            <w:pPr>
+            <w:tcW w:w="8778" w:type="dxa"/>
+          </w:tcPr>
+          <w:p>
+            <w:pPr>
+              <w:spacing w:after="0" w:line="276" w:lineRule="auto"/>
               <w:rPr>
                 <w:rFonts w:ascii="Times New Roman" w:eastAsia="Times New Roman" w:hAnsi="Times New Roman" w:cs="Times New Roman"/>
                 <w:sz w:val="20"/>
@@ -4976,6 +3895,7 @@
           </w:tcPr>
           <w:p>
             <w:pPr>
+              <w:spacing w:after="0" w:line="276" w:lineRule="auto"/>
               <w:jc w:val="center"/>
               <w:rPr>
                 <w:rFonts w:ascii="Times New Roman" w:eastAsia="Times New Roman" w:hAnsi="Times New Roman" w:cs="Times New Roman"/>
@@ -4990,10 +3910,11 @@
         </w:tc>
         <w:tc>
           <w:tcPr>
-            <w:tcW w:w="8635" w:type="dxa"/>
-          </w:tcPr>
-          <w:p>
-            <w:pPr>
+            <w:tcW w:w="8778" w:type="dxa"/>
+          </w:tcPr>
+          <w:p>
+            <w:pPr>
+              <w:spacing w:after="0" w:line="276" w:lineRule="auto"/>
               <w:rPr>
                 <w:rFonts w:ascii="Times New Roman" w:eastAsia="Times New Roman" w:hAnsi="Times New Roman" w:cs="Times New Roman"/>
                 <w:sz w:val="20"/>
@@ -5018,6 +3939,7 @@
           </w:tcPr>
           <w:p>
             <w:pPr>
+              <w:spacing w:after="0" w:line="276" w:lineRule="auto"/>
               <w:jc w:val="center"/>
               <w:rPr>
                 <w:rFonts w:ascii="Times New Roman" w:eastAsia="Times New Roman" w:hAnsi="Times New Roman" w:cs="Times New Roman"/>
@@ -5032,10 +3954,11 @@
         </w:tc>
         <w:tc>
           <w:tcPr>
-            <w:tcW w:w="8635" w:type="dxa"/>
-          </w:tcPr>
-          <w:p>
-            <w:pPr>
+            <w:tcW w:w="8778" w:type="dxa"/>
+          </w:tcPr>
+          <w:p>
+            <w:pPr>
+              <w:spacing w:after="0" w:line="276" w:lineRule="auto"/>
               <w:rPr>
                 <w:rFonts w:ascii="Times New Roman" w:eastAsia="Times New Roman" w:hAnsi="Times New Roman" w:cs="Times New Roman"/>
                 <w:sz w:val="20"/>
@@ -5056,11 +3979,12 @@
       <w:tr>
         <w:tc>
           <w:tcPr>
-            <w:tcW w:w="9350" w:type="dxa"/>
+            <w:tcW w:w="9493" w:type="dxa"/>
             <w:gridSpan w:val="2"/>
           </w:tcPr>
           <w:p>
             <w:pPr>
+              <w:spacing w:after="0" w:line="276" w:lineRule="auto"/>
               <w:rPr>
                 <w:rFonts w:ascii="Times New Roman" w:eastAsia="Times New Roman" w:hAnsi="Times New Roman" w:cs="Times New Roman"/>
                 <w:b/>
@@ -5089,6 +4013,7 @@
           </w:tcPr>
           <w:p>
             <w:pPr>
+              <w:spacing w:after="0" w:line="276" w:lineRule="auto"/>
               <w:jc w:val="center"/>
               <w:rPr>
                 <w:rFonts w:ascii="Times New Roman" w:eastAsia="Times New Roman" w:hAnsi="Times New Roman" w:cs="Times New Roman"/>
@@ -5103,10 +4028,11 @@
         </w:tc>
         <w:tc>
           <w:tcPr>
-            <w:tcW w:w="8635" w:type="dxa"/>
-          </w:tcPr>
-          <w:p>
-            <w:pPr>
+            <w:tcW w:w="8778" w:type="dxa"/>
+          </w:tcPr>
+          <w:p>
+            <w:pPr>
+              <w:spacing w:after="0" w:line="276" w:lineRule="auto"/>
               <w:rPr>
                 <w:rFonts w:ascii="Times New Roman" w:eastAsia="Times New Roman" w:hAnsi="Times New Roman" w:cs="Times New Roman"/>
                 <w:sz w:val="20"/>
@@ -5131,6 +4057,7 @@
           </w:tcPr>
           <w:p>
             <w:pPr>
+              <w:spacing w:after="0" w:line="276" w:lineRule="auto"/>
               <w:jc w:val="center"/>
               <w:rPr>
                 <w:rFonts w:ascii="Times New Roman" w:eastAsia="Times New Roman" w:hAnsi="Times New Roman" w:cs="Times New Roman"/>
@@ -5145,10 +4072,11 @@
         </w:tc>
         <w:tc>
           <w:tcPr>
-            <w:tcW w:w="8635" w:type="dxa"/>
-          </w:tcPr>
-          <w:p>
-            <w:pPr>
+            <w:tcW w:w="8778" w:type="dxa"/>
+          </w:tcPr>
+          <w:p>
+            <w:pPr>
+              <w:spacing w:after="0" w:line="276" w:lineRule="auto"/>
               <w:rPr>
                 <w:rFonts w:ascii="Times New Roman" w:eastAsia="Times New Roman" w:hAnsi="Times New Roman" w:cs="Times New Roman"/>
                 <w:sz w:val="20"/>
@@ -5173,6 +4101,7 @@
           </w:tcPr>
           <w:p>
             <w:pPr>
+              <w:spacing w:after="0" w:line="276" w:lineRule="auto"/>
               <w:jc w:val="center"/>
               <w:rPr>
                 <w:rFonts w:ascii="Times New Roman" w:eastAsia="Times New Roman" w:hAnsi="Times New Roman" w:cs="Times New Roman"/>
@@ -5187,10 +4116,11 @@
         </w:tc>
         <w:tc>
           <w:tcPr>
-            <w:tcW w:w="8635" w:type="dxa"/>
-          </w:tcPr>
-          <w:p>
-            <w:pPr>
+            <w:tcW w:w="8778" w:type="dxa"/>
+          </w:tcPr>
+          <w:p>
+            <w:pPr>
+              <w:spacing w:after="0" w:line="276" w:lineRule="auto"/>
               <w:rPr>
                 <w:rFonts w:ascii="Times New Roman" w:eastAsia="Times New Roman" w:hAnsi="Times New Roman" w:cs="Times New Roman"/>
                 <w:sz w:val="20"/>
@@ -5211,11 +4141,12 @@
       <w:tr>
         <w:tc>
           <w:tcPr>
-            <w:tcW w:w="9350" w:type="dxa"/>
+            <w:tcW w:w="9493" w:type="dxa"/>
             <w:gridSpan w:val="2"/>
           </w:tcPr>
           <w:p>
             <w:pPr>
+              <w:spacing w:after="0" w:line="276" w:lineRule="auto"/>
               <w:rPr>
                 <w:rFonts w:ascii="Times New Roman" w:eastAsia="Times New Roman" w:hAnsi="Times New Roman" w:cs="Times New Roman"/>
                 <w:b/>
@@ -5244,6 +4175,7 @@
           </w:tcPr>
           <w:p>
             <w:pPr>
+              <w:spacing w:after="0" w:line="276" w:lineRule="auto"/>
               <w:jc w:val="center"/>
               <w:rPr>
                 <w:rFonts w:ascii="Times New Roman" w:eastAsia="Times New Roman" w:hAnsi="Times New Roman" w:cs="Times New Roman"/>
@@ -5252,17 +4184,17 @@
               </w:rPr>
             </w:pPr>
             <w:r>
-              <w:lastRenderedPageBreak/>
               <w:t>${trl_8_0}</w:t>
             </w:r>
           </w:p>
         </w:tc>
         <w:tc>
           <w:tcPr>
-            <w:tcW w:w="8635" w:type="dxa"/>
-          </w:tcPr>
-          <w:p>
-            <w:pPr>
+            <w:tcW w:w="8778" w:type="dxa"/>
+          </w:tcPr>
+          <w:p>
+            <w:pPr>
+              <w:spacing w:after="0" w:line="276" w:lineRule="auto"/>
               <w:rPr>
                 <w:rFonts w:ascii="Times New Roman" w:eastAsia="Times New Roman" w:hAnsi="Times New Roman" w:cs="Times New Roman"/>
                 <w:sz w:val="20"/>
@@ -5287,6 +4219,7 @@
           </w:tcPr>
           <w:p>
             <w:pPr>
+              <w:spacing w:after="0" w:line="276" w:lineRule="auto"/>
               <w:jc w:val="center"/>
               <w:rPr>
                 <w:rFonts w:ascii="Times New Roman" w:eastAsia="Times New Roman" w:hAnsi="Times New Roman" w:cs="Times New Roman"/>
@@ -5301,10 +4234,11 @@
         </w:tc>
         <w:tc>
           <w:tcPr>
-            <w:tcW w:w="8635" w:type="dxa"/>
-          </w:tcPr>
-          <w:p>
-            <w:pPr>
+            <w:tcW w:w="8778" w:type="dxa"/>
+          </w:tcPr>
+          <w:p>
+            <w:pPr>
+              <w:spacing w:after="0" w:line="276" w:lineRule="auto"/>
               <w:rPr>
                 <w:rFonts w:ascii="Times New Roman" w:eastAsia="Times New Roman" w:hAnsi="Times New Roman" w:cs="Times New Roman"/>
                 <w:sz w:val="20"/>
@@ -5329,6 +4263,7 @@
           </w:tcPr>
           <w:p>
             <w:pPr>
+              <w:spacing w:after="0" w:line="276" w:lineRule="auto"/>
               <w:jc w:val="center"/>
               <w:rPr>
                 <w:rFonts w:ascii="Times New Roman" w:eastAsia="Times New Roman" w:hAnsi="Times New Roman" w:cs="Times New Roman"/>
@@ -5343,10 +4278,11 @@
         </w:tc>
         <w:tc>
           <w:tcPr>
-            <w:tcW w:w="8635" w:type="dxa"/>
-          </w:tcPr>
-          <w:p>
-            <w:pPr>
+            <w:tcW w:w="8778" w:type="dxa"/>
+          </w:tcPr>
+          <w:p>
+            <w:pPr>
+              <w:spacing w:after="0" w:line="276" w:lineRule="auto"/>
               <w:rPr>
                 <w:rFonts w:ascii="Times New Roman" w:eastAsia="Times New Roman" w:hAnsi="Times New Roman" w:cs="Times New Roman"/>
                 <w:sz w:val="20"/>
@@ -5367,11 +4303,12 @@
       <w:tr>
         <w:tc>
           <w:tcPr>
-            <w:tcW w:w="9350" w:type="dxa"/>
+            <w:tcW w:w="9493" w:type="dxa"/>
             <w:gridSpan w:val="2"/>
           </w:tcPr>
           <w:p>
             <w:pPr>
+              <w:spacing w:after="0" w:line="276" w:lineRule="auto"/>
               <w:rPr>
                 <w:rFonts w:ascii="Times New Roman" w:eastAsia="Times New Roman" w:hAnsi="Times New Roman" w:cs="Times New Roman"/>
                 <w:b/>
@@ -5400,6 +4337,7 @@
           </w:tcPr>
           <w:p>
             <w:pPr>
+              <w:spacing w:after="0" w:line="276" w:lineRule="auto"/>
               <w:jc w:val="center"/>
               <w:rPr>
                 <w:rFonts w:ascii="Times New Roman" w:eastAsia="Times New Roman" w:hAnsi="Times New Roman" w:cs="Times New Roman"/>
@@ -5414,10 +4352,11 @@
         </w:tc>
         <w:tc>
           <w:tcPr>
-            <w:tcW w:w="8635" w:type="dxa"/>
-          </w:tcPr>
-          <w:p>
-            <w:pPr>
+            <w:tcW w:w="8778" w:type="dxa"/>
+          </w:tcPr>
+          <w:p>
+            <w:pPr>
+              <w:spacing w:after="0" w:line="276" w:lineRule="auto"/>
               <w:rPr>
                 <w:rFonts w:ascii="Times New Roman" w:eastAsia="Times New Roman" w:hAnsi="Times New Roman" w:cs="Times New Roman"/>
                 <w:sz w:val="20"/>
@@ -5442,6 +4381,7 @@
           </w:tcPr>
           <w:p>
             <w:pPr>
+              <w:spacing w:after="0" w:line="276" w:lineRule="auto"/>
               <w:jc w:val="center"/>
               <w:rPr>
                 <w:rFonts w:ascii="Times New Roman" w:eastAsia="Times New Roman" w:hAnsi="Times New Roman" w:cs="Times New Roman"/>
@@ -5450,16 +4390,18 @@
               </w:rPr>
             </w:pPr>
             <w:r>
+              <w:lastRenderedPageBreak/>
               <w:t>${trl_9_1}</w:t>
             </w:r>
           </w:p>
         </w:tc>
         <w:tc>
           <w:tcPr>
-            <w:tcW w:w="8635" w:type="dxa"/>
-          </w:tcPr>
-          <w:p>
-            <w:pPr>
+            <w:tcW w:w="8778" w:type="dxa"/>
+          </w:tcPr>
+          <w:p>
+            <w:pPr>
+              <w:spacing w:after="0" w:line="276" w:lineRule="auto"/>
               <w:rPr>
                 <w:rFonts w:ascii="Times New Roman" w:eastAsia="Times New Roman" w:hAnsi="Times New Roman" w:cs="Times New Roman"/>
                 <w:sz w:val="20"/>
@@ -5484,6 +4426,7 @@
           </w:tcPr>
           <w:p>
             <w:pPr>
+              <w:spacing w:after="0" w:line="276" w:lineRule="auto"/>
               <w:jc w:val="center"/>
               <w:rPr>
                 <w:rFonts w:ascii="Times New Roman" w:eastAsia="Times New Roman" w:hAnsi="Times New Roman" w:cs="Times New Roman"/>
@@ -5498,10 +4441,11 @@
         </w:tc>
         <w:tc>
           <w:tcPr>
-            <w:tcW w:w="8635" w:type="dxa"/>
-          </w:tcPr>
-          <w:p>
-            <w:pPr>
+            <w:tcW w:w="8778" w:type="dxa"/>
+          </w:tcPr>
+          <w:p>
+            <w:pPr>
+              <w:spacing w:after="0" w:line="276" w:lineRule="auto"/>
               <w:rPr>
                 <w:rFonts w:ascii="Times New Roman" w:eastAsia="Times New Roman" w:hAnsi="Times New Roman" w:cs="Times New Roman"/>
                 <w:sz w:val="20"/>
@@ -5516,15 +4460,6 @@
               </w:rPr>
               <w:t>Product is ready for full commercial use or production.</w:t>
             </w:r>
-          </w:p>
-          <w:p>
-            <w:pPr>
-              <w:rPr>
-                <w:rFonts w:ascii="Times New Roman" w:eastAsia="Times New Roman" w:hAnsi="Times New Roman" w:cs="Times New Roman"/>
-                <w:sz w:val="20"/>
-                <w:szCs w:val="20"/>
-              </w:rPr>
-            </w:pPr>
           </w:p>
         </w:tc>
       </w:tr>
@@ -5540,8 +4475,8 @@
           <w:szCs w:val="24"/>
         </w:rPr>
       </w:pPr>
-      <w:bookmarkStart w:id="1" w:name="_heading=h.6zd1q68xtemt" w:colFirst="0" w:colLast="0"/>
-      <w:bookmarkEnd w:id="1"/>
+      <w:bookmarkStart w:id="0" w:name="_heading=h.6zd1q68xtemt" w:colFirst="0" w:colLast="0"/>
+      <w:bookmarkEnd w:id="0"/>
       <w:r>
         <w:rPr>
           <w:rFonts w:ascii="Times New Roman" w:eastAsia="Times New Roman" w:hAnsi="Times New Roman" w:cs="Times New Roman"/>
@@ -5573,31 +4508,7 @@
           <w:szCs w:val="24"/>
           <w:u w:val="single"/>
         </w:rPr>
-        <w:t>${</w:t>
-      </w:r>
-      <w:proofErr w:type="spellStart"/>
-      <w:r>
-        <w:rPr>
-          <w:rFonts w:ascii="Times New Roman" w:eastAsia="Times New Roman" w:hAnsi="Times New Roman" w:cs="Times New Roman"/>
-          <w:b/>
-          <w:bCs/>
-          <w:sz w:val="24"/>
-          <w:szCs w:val="24"/>
-          <w:u w:val="single"/>
-        </w:rPr>
-        <w:t>prepared_by</w:t>
-      </w:r>
-      <w:proofErr w:type="spellEnd"/>
-      <w:r>
-        <w:rPr>
-          <w:rFonts w:ascii="Times New Roman" w:eastAsia="Times New Roman" w:hAnsi="Times New Roman" w:cs="Times New Roman"/>
-          <w:b/>
-          <w:bCs/>
-          <w:sz w:val="24"/>
-          <w:szCs w:val="24"/>
-          <w:u w:val="single"/>
-        </w:rPr>
-        <w:t>}</w:t>
+        <w:t>${prepared_by}</w:t>
       </w:r>
     </w:p>
     <w:p>
@@ -5616,25 +4527,7 @@
           <w:sz w:val="24"/>
           <w:szCs w:val="24"/>
         </w:rPr>
-        <w:t>${</w:t>
-      </w:r>
-      <w:proofErr w:type="spellStart"/>
-      <w:r>
-        <w:rPr>
-          <w:rFonts w:ascii="Times New Roman" w:eastAsia="Times New Roman" w:hAnsi="Times New Roman" w:cs="Times New Roman"/>
-          <w:sz w:val="24"/>
-          <w:szCs w:val="24"/>
-        </w:rPr>
-        <w:t>prepared_by_position</w:t>
-      </w:r>
-      <w:proofErr w:type="spellEnd"/>
-      <w:r>
-        <w:rPr>
-          <w:rFonts w:ascii="Times New Roman" w:eastAsia="Times New Roman" w:hAnsi="Times New Roman" w:cs="Times New Roman"/>
-          <w:sz w:val="24"/>
-          <w:szCs w:val="24"/>
-        </w:rPr>
-        <w:t>}</w:t>
+        <w:t>${prepared_by_position}</w:t>
       </w:r>
     </w:p>
     <w:p>
@@ -5691,31 +4584,7 @@
           <w:szCs w:val="24"/>
           <w:u w:val="single"/>
         </w:rPr>
-        <w:t>${</w:t>
-      </w:r>
-      <w:proofErr w:type="spellStart"/>
-      <w:r>
-        <w:rPr>
-          <w:rFonts w:ascii="Times New Roman" w:eastAsia="Times New Roman" w:hAnsi="Times New Roman" w:cs="Times New Roman"/>
-          <w:b/>
-          <w:bCs/>
-          <w:sz w:val="24"/>
-          <w:szCs w:val="24"/>
-          <w:u w:val="single"/>
-        </w:rPr>
-        <w:t>trl_noted_by</w:t>
-      </w:r>
-      <w:proofErr w:type="spellEnd"/>
-      <w:r>
-        <w:rPr>
-          <w:rFonts w:ascii="Times New Roman" w:eastAsia="Times New Roman" w:hAnsi="Times New Roman" w:cs="Times New Roman"/>
-          <w:b/>
-          <w:bCs/>
-          <w:sz w:val="24"/>
-          <w:szCs w:val="24"/>
-          <w:u w:val="single"/>
-        </w:rPr>
-        <w:t>}</w:t>
+        <w:t>${trl_noted_by}</w:t>
       </w:r>
     </w:p>
     <w:p>
@@ -5738,29 +4607,7 @@
           <w:sz w:val="24"/>
           <w:szCs w:val="24"/>
         </w:rPr>
-        <w:t>${</w:t>
-      </w:r>
-      <w:proofErr w:type="spellStart"/>
-      <w:r>
-        <w:rPr>
-          <w:rFonts w:ascii="Times New Roman" w:eastAsia="Times New Roman" w:hAnsi="Times New Roman" w:cs="Times New Roman"/>
-          <w:i/>
-          <w:iCs/>
-          <w:sz w:val="24"/>
-          <w:szCs w:val="24"/>
-        </w:rPr>
-        <w:t>trl_noted_by_position</w:t>
-      </w:r>
-      <w:proofErr w:type="spellEnd"/>
-      <w:r>
-        <w:rPr>
-          <w:rFonts w:ascii="Times New Roman" w:eastAsia="Times New Roman" w:hAnsi="Times New Roman" w:cs="Times New Roman"/>
-          <w:i/>
-          <w:iCs/>
-          <w:sz w:val="24"/>
-          <w:szCs w:val="24"/>
-        </w:rPr>
-        <w:t>}</w:t>
+        <w:t>${trl_noted_by_position}</w:t>
       </w:r>
     </w:p>
     <w:p>
@@ -5780,7 +4627,7 @@
       <w:pPr>
         <w:keepNext/>
         <w:spacing w:after="0"/>
-        <w:ind w:left="2880"/>
+        <w:ind w:left="3600"/>
         <w:rPr>
           <w:rFonts w:ascii="Times New Roman" w:eastAsia="Times New Roman" w:hAnsi="Times New Roman" w:cs="Times New Roman"/>
         </w:rPr>
@@ -5796,7 +4643,7 @@
       <w:pPr>
         <w:keepNext/>
         <w:spacing w:after="0" w:line="240" w:lineRule="auto"/>
-        <w:ind w:left="2880"/>
+        <w:ind w:left="3600"/>
         <w:jc w:val="both"/>
         <w:rPr>
           <w:rFonts w:ascii="Times New Roman" w:eastAsia="Times New Roman" w:hAnsi="Times New Roman" w:cs="Times New Roman"/>
@@ -5816,31 +4663,7 @@
           <w:szCs w:val="24"/>
           <w:u w:val="single"/>
         </w:rPr>
-        <w:t>${</w:t>
-      </w:r>
-      <w:proofErr w:type="spellStart"/>
-      <w:r>
-        <w:rPr>
-          <w:rFonts w:ascii="Times New Roman" w:eastAsia="Times New Roman" w:hAnsi="Times New Roman" w:cs="Times New Roman"/>
-          <w:b/>
-          <w:bCs/>
-          <w:sz w:val="24"/>
-          <w:szCs w:val="24"/>
-          <w:u w:val="single"/>
-        </w:rPr>
-        <w:t>approved_by</w:t>
-      </w:r>
-      <w:proofErr w:type="spellEnd"/>
-      <w:r>
-        <w:rPr>
-          <w:rFonts w:ascii="Times New Roman" w:eastAsia="Times New Roman" w:hAnsi="Times New Roman" w:cs="Times New Roman"/>
-          <w:b/>
-          <w:bCs/>
-          <w:sz w:val="24"/>
-          <w:szCs w:val="24"/>
-          <w:u w:val="single"/>
-        </w:rPr>
-        <w:t>}</w:t>
+        <w:t>${approved_by}</w:t>
       </w:r>
       <w:r>
         <w:rPr>
@@ -5858,7 +4681,7 @@
       <w:pPr>
         <w:keepNext/>
         <w:spacing w:after="0" w:line="240" w:lineRule="auto"/>
-        <w:ind w:left="2880"/>
+        <w:ind w:left="3600"/>
         <w:jc w:val="both"/>
         <w:rPr>
           <w:rFonts w:ascii="Times New Roman" w:eastAsia="Times New Roman" w:hAnsi="Times New Roman" w:cs="Times New Roman"/>
@@ -5882,7 +4705,7 @@
     <w:p>
       <w:pPr>
         <w:spacing w:after="0" w:line="240" w:lineRule="auto"/>
-        <w:ind w:left="2880"/>
+        <w:ind w:left="3600"/>
         <w:jc w:val="both"/>
         <w:rPr>
           <w:rFonts w:ascii="Times New Roman" w:eastAsia="Times New Roman" w:hAnsi="Times New Roman" w:cs="Times New Roman"/>
@@ -5903,13 +4726,22 @@
         <w:t>${approved_by_position_2}</w:t>
       </w:r>
     </w:p>
+    <w:p>
+      <w:pPr>
+        <w:rPr>
+          <w:b/>
+          <w:bCs/>
+        </w:rPr>
+      </w:pPr>
+    </w:p>
     <w:sectPr>
       <w:headerReference w:type="default" r:id="rId9"/>
       <w:footerReference w:type="default" r:id="rId10"/>
-      <w:pgSz w:w="12240" w:h="18720"/>
+      <w:pgSz w:w="11906" w:h="16838" w:code="9"/>
       <w:pgMar w:top="1440" w:right="1440" w:bottom="1440" w:left="1440" w:header="708" w:footer="708" w:gutter="0"/>
       <w:pgNumType w:start="1"/>
       <w:cols w:space="720"/>
+      <w:docGrid w:linePitch="299"/>
     </w:sectPr>
   </w:body>
 </w:document>
@@ -5963,8 +4795,8 @@
         <w:szCs w:val="16"/>
       </w:rPr>
     </w:pPr>
-    <w:bookmarkStart w:id="3" w:name="_heading=h.c5o5a9xy4v4f" w:colFirst="0" w:colLast="0"/>
-    <w:bookmarkEnd w:id="3"/>
+    <w:bookmarkStart w:id="2" w:name="_heading=h.c5o5a9xy4v4f" w:colFirst="0" w:colLast="0"/>
+    <w:bookmarkEnd w:id="2"/>
     <w:r>
       <w:rPr>
         <w:rFonts w:ascii="Arial" w:eastAsia="Arial" w:hAnsi="Arial" w:cs="Arial"/>
@@ -5972,27 +4804,7 @@
         <w:sz w:val="16"/>
         <w:szCs w:val="16"/>
       </w:rPr>
-      <w:t xml:space="preserve">PUP A. Mabini Campus, </w:t>
-    </w:r>
-    <w:proofErr w:type="spellStart"/>
-    <w:r>
-      <w:rPr>
-        <w:rFonts w:ascii="Arial" w:eastAsia="Arial" w:hAnsi="Arial" w:cs="Arial"/>
-        <w:color w:val="000000"/>
-        <w:sz w:val="16"/>
-        <w:szCs w:val="16"/>
-      </w:rPr>
-      <w:t>Anonas</w:t>
-    </w:r>
-    <w:proofErr w:type="spellEnd"/>
-    <w:r>
-      <w:rPr>
-        <w:rFonts w:ascii="Arial" w:eastAsia="Arial" w:hAnsi="Arial" w:cs="Arial"/>
-        <w:color w:val="000000"/>
-        <w:sz w:val="16"/>
-        <w:szCs w:val="16"/>
-      </w:rPr>
-      <w:t xml:space="preserve"> Street, Sta. Mesa, Manila 1016</w:t>
+      <w:t>PUP A. Mabini Campus, Anonas Street, Sta. Mesa, Manila 1016</w:t>
     </w:r>
     <w:r>
       <w:rPr>
@@ -6010,7 +4822,7 @@
           <wp:extent cx="2560320" cy="1036320"/>
           <wp:effectExtent l="0" t="0" r="0" b="0"/>
           <wp:wrapNone/>
-          <wp:docPr id="1747821401" name="image3.jpg" descr="A close-up of a list of information&#10;&#10;Description automatically generated"/>
+          <wp:docPr id="151412768" name="image3.jpg" descr="A close-up of a list of information&#10;&#10;Description automatically generated"/>
           <wp:cNvGraphicFramePr/>
           <a:graphic xmlns:a="http://schemas.openxmlformats.org/drawingml/2006/main">
             <a:graphicData uri="http://schemas.openxmlformats.org/drawingml/2006/picture">
@@ -6297,8 +5109,8 @@
         <w:szCs w:val="30"/>
       </w:rPr>
     </w:pPr>
-    <w:bookmarkStart w:id="2" w:name="_heading=h.4klf8msoc3il" w:colFirst="0" w:colLast="0"/>
-    <w:bookmarkEnd w:id="2"/>
+    <w:bookmarkStart w:id="1" w:name="_heading=h.4klf8msoc3il" w:colFirst="0" w:colLast="0"/>
+    <w:bookmarkEnd w:id="1"/>
     <w:r>
       <w:rPr>
         <w:rFonts w:ascii="Cambria" w:eastAsia="Cambria" w:hAnsi="Cambria" w:cs="Cambria"/>
@@ -6323,7 +5135,7 @@
           <wp:extent cx="914400" cy="927735"/>
           <wp:effectExtent l="0" t="0" r="0" b="0"/>
           <wp:wrapNone/>
-          <wp:docPr id="1747821400" name="image1.png" descr="A yellow star with a black background&#10;&#10;AI-generated content may be incorrect."/>
+          <wp:docPr id="1373982315" name="image1.png" descr="A yellow star with a black background&#10;&#10;AI-generated content may be incorrect."/>
           <wp:cNvGraphicFramePr/>
           <a:graphic xmlns:a="http://schemas.openxmlformats.org/drawingml/2006/main">
             <a:graphicData uri="http://schemas.openxmlformats.org/drawingml/2006/picture">
@@ -6371,7 +5183,7 @@
           <wp:extent cx="1047750" cy="1047750"/>
           <wp:effectExtent l="0" t="0" r="0" b="0"/>
           <wp:wrapNone/>
-          <wp:docPr id="1747821402" name="image2.png" descr="A logo with a sun and stars&#10;&#10;Description automatically generated"/>
+          <wp:docPr id="187571136" name="image2.png" descr="A logo with a sun and stars&#10;&#10;Description automatically generated"/>
           <wp:cNvGraphicFramePr/>
           <a:graphic xmlns:a="http://schemas.openxmlformats.org/drawingml/2006/main">
             <a:graphicData uri="http://schemas.openxmlformats.org/drawingml/2006/picture">
